--- a/docx-readme/README_WINDOWS.docx
+++ b/docx-readme/README_WINDOWS.docx
@@ -153,6 +153,35 @@
         </w:rPr>
         <w:t xml:space="preserve"> </w:t>
       </w:r>
+      <w:r>
+        <w:rPr>
+          <w:rFonts w:ascii="Aptos" w:hAnsi="Aptos"/>
+          <w:i/>
+          <w:iCs/>
+        </w:rPr>
+        <w:t>05:00 AM is configured in the local time zone. It is recommended to adjust the schedule so that file uploads occur at 5:00 AM UTC.</w:t>
+      </w:r>
+    </w:p>
+    <w:p>
+      <w:pPr>
+        <w:rPr>
+          <w:rFonts w:ascii="Aptos" w:hAnsi="Aptos"/>
+        </w:rPr>
+      </w:pPr>
+      <w:r>
+        <w:rPr>
+          <w:rFonts w:ascii="Aptos" w:hAnsi="Aptos"/>
+          <w:b/>
+          <w:bCs/>
+        </w:rPr>
+        <w:t>Note:</w:t>
+      </w:r>
+      <w:r>
+        <w:rPr>
+          <w:rFonts w:ascii="Aptos" w:hAnsi="Aptos"/>
+        </w:rPr>
+        <w:t xml:space="preserve"> </w:t>
+      </w:r>
       <w:proofErr w:type="spellStart"/>
       <w:r>
         <w:rPr>
@@ -326,31 +355,11 @@
           <w:rFonts w:ascii="Aptos" w:hAnsi="Aptos"/>
         </w:rPr>
       </w:pPr>
-      <w:proofErr w:type="spellStart"/>
-      <w:r>
-        <w:rPr>
-          <w:rFonts w:ascii="Aptos" w:hAnsi="Aptos"/>
-        </w:rPr>
-        <w:t>user_indicator</w:t>
-      </w:r>
-      <w:proofErr w:type="spellEnd"/>
-      <w:r>
-        <w:rPr>
-          <w:rFonts w:ascii="Aptos" w:hAnsi="Aptos"/>
-        </w:rPr>
-        <w:t xml:space="preserve">: </w:t>
-      </w:r>
-      <w:r>
-        <w:rPr>
-          <w:rFonts w:ascii="Aptos" w:hAnsi="Aptos"/>
-        </w:rPr>
-        <w:t xml:space="preserve">for stock-related </w:t>
-      </w:r>
-      <w:r>
-        <w:rPr>
-          <w:rFonts w:ascii="Aptos" w:hAnsi="Aptos"/>
-        </w:rPr>
-        <w:t>indicator files.</w:t>
+      <w:r>
+        <w:rPr>
+          <w:rFonts w:ascii="Aptos" w:hAnsi="Aptos"/>
+        </w:rPr>
+        <w:t>portfolio: for portfolio files.</w:t>
       </w:r>
     </w:p>
     <w:p>
@@ -372,7 +381,7 @@
         <w:rPr>
           <w:rFonts w:ascii="Aptos" w:hAnsi="Aptos"/>
         </w:rPr>
-        <w:t>macro_indicator</w:t>
+        <w:t>user_indicator</w:t>
       </w:r>
       <w:proofErr w:type="spellEnd"/>
       <w:r>
@@ -385,13 +394,13 @@
         <w:rPr>
           <w:rFonts w:ascii="Aptos" w:hAnsi="Aptos"/>
         </w:rPr>
-        <w:t xml:space="preserve">for </w:t>
-      </w:r>
-      <w:r>
-        <w:rPr>
-          <w:rFonts w:ascii="Aptos" w:hAnsi="Aptos"/>
-        </w:rPr>
-        <w:t>macro indicator files.</w:t>
+        <w:t xml:space="preserve">for stock-related </w:t>
+      </w:r>
+      <w:r>
+        <w:rPr>
+          <w:rFonts w:ascii="Aptos" w:hAnsi="Aptos"/>
+        </w:rPr>
+        <w:t>indicator files.</w:t>
       </w:r>
     </w:p>
     <w:p>
@@ -408,11 +417,19 @@
           <w:rFonts w:ascii="Aptos" w:hAnsi="Aptos"/>
         </w:rPr>
       </w:pPr>
-      <w:r>
-        <w:rPr>
-          <w:rFonts w:ascii="Aptos" w:hAnsi="Aptos"/>
-        </w:rPr>
-        <w:t xml:space="preserve">portfolio: </w:t>
+      <w:proofErr w:type="spellStart"/>
+      <w:r>
+        <w:rPr>
+          <w:rFonts w:ascii="Aptos" w:hAnsi="Aptos"/>
+        </w:rPr>
+        <w:t>macro_indicator</w:t>
+      </w:r>
+      <w:proofErr w:type="spellEnd"/>
+      <w:r>
+        <w:rPr>
+          <w:rFonts w:ascii="Aptos" w:hAnsi="Aptos"/>
+        </w:rPr>
+        <w:t xml:space="preserve">: </w:t>
       </w:r>
       <w:r>
         <w:rPr>
@@ -424,7 +441,7 @@
         <w:rPr>
           <w:rFonts w:ascii="Aptos" w:hAnsi="Aptos"/>
         </w:rPr>
-        <w:t>portfolio files.</w:t>
+        <w:t>macro indicator files.</w:t>
       </w:r>
     </w:p>
     <w:p>
@@ -484,22 +501,34 @@
         <w:rPr>
           <w:rFonts w:ascii="Aptos" w:hAnsi="Aptos"/>
         </w:rPr>
-        <w:t>Below are key environment variables, their purposes, and usage examples:</w:t>
+        <w:t xml:space="preserve">Below </w:t>
+      </w:r>
+      <w:r>
+        <w:rPr>
+          <w:rFonts w:ascii="Aptos" w:hAnsi="Aptos"/>
+        </w:rPr>
+        <w:t xml:space="preserve">there </w:t>
+      </w:r>
+      <w:r>
+        <w:rPr>
+          <w:rFonts w:ascii="Aptos" w:hAnsi="Aptos"/>
+        </w:rPr>
+        <w:t>are key environment variables, their purposes, and usage examples:</w:t>
       </w:r>
     </w:p>
     <w:p>
       <w:pPr>
         <w:pStyle w:val="Heading4"/>
-        <w:spacing w:after="120"/>
-        <w:rPr>
-          <w:rFonts w:ascii="Aptos" w:hAnsi="Aptos"/>
-        </w:rPr>
-      </w:pPr>
-      <w:r>
-        <w:rPr>
-          <w:rFonts w:ascii="Aptos" w:hAnsi="Aptos"/>
-        </w:rPr>
-        <w:t>SFTP_PORTFOLIO_FILE_MAPPER</w:t>
+        <w:rPr>
+          <w:rFonts w:ascii="Aptos" w:hAnsi="Aptos"/>
+        </w:rPr>
+      </w:pPr>
+      <w:bookmarkStart w:id="6" w:name="sftp_server"/>
+      <w:r>
+        <w:rPr>
+          <w:rFonts w:ascii="Aptos" w:hAnsi="Aptos"/>
+        </w:rPr>
+        <w:t>SFTP_SERVER</w:t>
       </w:r>
     </w:p>
     <w:p>
@@ -524,13 +553,7 @@
         <w:rPr>
           <w:rFonts w:ascii="Aptos" w:hAnsi="Aptos"/>
         </w:rPr>
-        <w:t xml:space="preserve">: </w:t>
-      </w:r>
-      <w:r>
-        <w:rPr>
-          <w:rFonts w:ascii="Aptos" w:hAnsi="Aptos"/>
-        </w:rPr>
-        <w:t>Maps external IDs to substrings in file names for portfolios, enabling automatic renaming before upload.</w:t>
+        <w:t>: Specifies the hostname or IP address of the SFTP server to which files will be uploaded.</w:t>
       </w:r>
     </w:p>
     <w:p>
@@ -549,41 +572,30 @@
           <w:b/>
           <w:bCs/>
         </w:rPr>
+        <w:lastRenderedPageBreak/>
         <w:t>Example</w:t>
       </w:r>
       <w:r>
         <w:rPr>
           <w:rFonts w:ascii="Aptos" w:hAnsi="Aptos"/>
         </w:rPr>
-        <w:t xml:space="preserve">: </w:t>
-      </w:r>
-      <w:r>
-        <w:rPr>
-          <w:rFonts w:ascii="Aptos" w:hAnsi="Aptos"/>
-          <w:i/>
-          <w:iCs/>
-        </w:rPr>
-        <w:t>PortfolioExternalId1-Portfolio1</w:t>
-      </w:r>
-      <w:r>
-        <w:rPr>
-          <w:rFonts w:ascii="Aptos" w:hAnsi="Aptos"/>
-        </w:rPr>
-        <w:t>,</w:t>
-      </w:r>
-      <w:r>
-        <w:rPr>
-          <w:rFonts w:ascii="Aptos" w:hAnsi="Aptos"/>
-        </w:rPr>
-        <w:t xml:space="preserve"> </w:t>
-      </w:r>
-      <w:r>
-        <w:rPr>
-          <w:rFonts w:ascii="Aptos" w:hAnsi="Aptos"/>
-          <w:i/>
-          <w:iCs/>
-        </w:rPr>
-        <w:t>PortfolioExternalId2-Portfolio2</w:t>
+        <w:t>: sftp.example.com or 192.168.1.100</w:t>
+      </w:r>
+    </w:p>
+    <w:p>
+      <w:pPr>
+        <w:pStyle w:val="Heading4"/>
+        <w:rPr>
+          <w:rFonts w:ascii="Aptos" w:hAnsi="Aptos"/>
+        </w:rPr>
+      </w:pPr>
+      <w:bookmarkStart w:id="7" w:name="sftp_user"/>
+      <w:bookmarkEnd w:id="6"/>
+      <w:r>
+        <w:rPr>
+          <w:rFonts w:ascii="Aptos" w:hAnsi="Aptos"/>
+        </w:rPr>
+        <w:t>SFTP_USER</w:t>
       </w:r>
     </w:p>
     <w:p>
@@ -602,8 +614,32 @@
           <w:b/>
           <w:bCs/>
         </w:rPr>
-        <w:lastRenderedPageBreak/>
-        <w:t>Mock File Name</w:t>
+        <w:t>Purpose</w:t>
+      </w:r>
+      <w:r>
+        <w:rPr>
+          <w:rFonts w:ascii="Aptos" w:hAnsi="Aptos"/>
+        </w:rPr>
+        <w:t>: The username used for authenticating with the SFTP server.</w:t>
+      </w:r>
+    </w:p>
+    <w:p>
+      <w:pPr>
+        <w:numPr>
+          <w:ilvl w:val="0"/>
+          <w:numId w:val="2"/>
+        </w:numPr>
+        <w:rPr>
+          <w:rFonts w:ascii="Aptos" w:hAnsi="Aptos"/>
+        </w:rPr>
+      </w:pPr>
+      <w:r>
+        <w:rPr>
+          <w:rFonts w:ascii="Aptos" w:hAnsi="Aptos"/>
+          <w:b/>
+          <w:bCs/>
+        </w:rPr>
+        <w:t>Example</w:t>
       </w:r>
       <w:r>
         <w:rPr>
@@ -611,24 +647,154 @@
         </w:rPr>
         <w:t xml:space="preserve">: </w:t>
       </w:r>
-      <w:r>
-        <w:rPr>
-          <w:rFonts w:ascii="Aptos" w:hAnsi="Aptos"/>
-        </w:rPr>
-        <w:t>“</w:t>
-      </w:r>
-      <w:r>
-        <w:rPr>
-          <w:rFonts w:ascii="Aptos" w:hAnsi="Aptos"/>
-        </w:rPr>
-        <w:t>Portfolio1_Report.csv</w:t>
-      </w:r>
-      <w:r>
-        <w:rPr>
-          <w:rFonts w:ascii="Aptos" w:hAnsi="Aptos"/>
-        </w:rPr>
-        <w:t>”</w:t>
-      </w:r>
+      <w:proofErr w:type="spellStart"/>
+      <w:r>
+        <w:rPr>
+          <w:rFonts w:ascii="Aptos" w:hAnsi="Aptos"/>
+        </w:rPr>
+        <w:t>sftpuser</w:t>
+      </w:r>
+      <w:proofErr w:type="spellEnd"/>
+    </w:p>
+    <w:p>
+      <w:pPr>
+        <w:pStyle w:val="Heading4"/>
+        <w:rPr>
+          <w:rFonts w:ascii="Aptos" w:hAnsi="Aptos"/>
+        </w:rPr>
+      </w:pPr>
+      <w:bookmarkStart w:id="8" w:name="sftp_private_key"/>
+      <w:bookmarkEnd w:id="7"/>
+      <w:r>
+        <w:rPr>
+          <w:rFonts w:ascii="Aptos" w:hAnsi="Aptos"/>
+        </w:rPr>
+        <w:t>SFTP_PRIVATE_KEY</w:t>
+      </w:r>
+    </w:p>
+    <w:p>
+      <w:pPr>
+        <w:numPr>
+          <w:ilvl w:val="0"/>
+          <w:numId w:val="2"/>
+        </w:numPr>
+        <w:rPr>
+          <w:rFonts w:ascii="Aptos" w:hAnsi="Aptos"/>
+        </w:rPr>
+      </w:pPr>
+      <w:r>
+        <w:rPr>
+          <w:rFonts w:ascii="Aptos" w:hAnsi="Aptos"/>
+          <w:b/>
+          <w:bCs/>
+        </w:rPr>
+        <w:t>Purpose</w:t>
+      </w:r>
+      <w:r>
+        <w:rPr>
+          <w:rFonts w:ascii="Aptos" w:hAnsi="Aptos"/>
+        </w:rPr>
+        <w:t>: Path to the private SSH key file used for SFTP authentication.</w:t>
+      </w:r>
+    </w:p>
+    <w:p>
+      <w:pPr>
+        <w:numPr>
+          <w:ilvl w:val="0"/>
+          <w:numId w:val="2"/>
+        </w:numPr>
+        <w:rPr>
+          <w:rFonts w:ascii="Aptos" w:hAnsi="Aptos"/>
+        </w:rPr>
+      </w:pPr>
+      <w:r>
+        <w:rPr>
+          <w:rFonts w:ascii="Aptos" w:hAnsi="Aptos"/>
+          <w:b/>
+          <w:bCs/>
+        </w:rPr>
+        <w:t>Example</w:t>
+      </w:r>
+      <w:r>
+        <w:rPr>
+          <w:rFonts w:ascii="Aptos" w:hAnsi="Aptos"/>
+        </w:rPr>
+        <w:t>: C:\Users\youruser\.ssh\id_rsa</w:t>
+      </w:r>
+    </w:p>
+    <w:p>
+      <w:pPr>
+        <w:pStyle w:val="Heading4"/>
+        <w:rPr>
+          <w:rFonts w:ascii="Aptos" w:hAnsi="Aptos"/>
+        </w:rPr>
+      </w:pPr>
+      <w:bookmarkStart w:id="9" w:name="sftp_phrase"/>
+      <w:bookmarkEnd w:id="8"/>
+      <w:r>
+        <w:rPr>
+          <w:rFonts w:ascii="Aptos" w:hAnsi="Aptos"/>
+        </w:rPr>
+        <w:t>SFTP_PHRASE</w:t>
+      </w:r>
+    </w:p>
+    <w:p>
+      <w:pPr>
+        <w:numPr>
+          <w:ilvl w:val="0"/>
+          <w:numId w:val="2"/>
+        </w:numPr>
+        <w:rPr>
+          <w:rFonts w:ascii="Aptos" w:hAnsi="Aptos"/>
+        </w:rPr>
+      </w:pPr>
+      <w:r>
+        <w:rPr>
+          <w:rFonts w:ascii="Aptos" w:hAnsi="Aptos"/>
+          <w:b/>
+          <w:bCs/>
+        </w:rPr>
+        <w:t>Purpose</w:t>
+      </w:r>
+      <w:r>
+        <w:rPr>
+          <w:rFonts w:ascii="Aptos" w:hAnsi="Aptos"/>
+        </w:rPr>
+        <w:t>: Passphrase for the private SSH key, if required. Leave empty if the key is not encrypted.</w:t>
+      </w:r>
+    </w:p>
+    <w:p>
+      <w:pPr>
+        <w:numPr>
+          <w:ilvl w:val="0"/>
+          <w:numId w:val="2"/>
+        </w:numPr>
+        <w:rPr>
+          <w:rFonts w:ascii="Aptos" w:hAnsi="Aptos"/>
+        </w:rPr>
+      </w:pPr>
+      <w:r>
+        <w:rPr>
+          <w:rFonts w:ascii="Aptos" w:hAnsi="Aptos"/>
+          <w:b/>
+          <w:bCs/>
+        </w:rPr>
+        <w:t>Example</w:t>
+      </w:r>
+      <w:r>
+        <w:rPr>
+          <w:rFonts w:ascii="Aptos" w:hAnsi="Aptos"/>
+        </w:rPr>
+        <w:t xml:space="preserve">: </w:t>
+      </w:r>
+      <w:proofErr w:type="spellStart"/>
+      <w:r>
+        <w:rPr>
+          <w:rFonts w:ascii="Aptos" w:hAnsi="Aptos"/>
+        </w:rPr>
+        <w:t>yourSecretPassphrase</w:t>
+      </w:r>
+      <w:proofErr w:type="spellEnd"/>
       <w:r>
         <w:rPr>
           <w:rFonts w:ascii="Aptos" w:hAnsi="Aptos"/>
@@ -638,58 +804,142 @@
       <w:r>
         <w:rPr>
           <w:rFonts w:ascii="Aptos" w:hAnsi="Aptos"/>
-        </w:rPr>
-        <w:sym w:font="Wingdings" w:char="F0E8"/>
-      </w:r>
-      <w:r>
-        <w:rPr>
-          <w:rFonts w:ascii="Aptos" w:hAnsi="Aptos"/>
-        </w:rPr>
-        <w:t xml:space="preserve"> renamed to </w:t>
-      </w:r>
-      <w:r>
-        <w:rPr>
-          <w:rFonts w:ascii="Aptos" w:hAnsi="Aptos"/>
-        </w:rPr>
-        <w:t>“</w:t>
-      </w:r>
-      <w:r>
-        <w:rPr>
-          <w:rFonts w:ascii="Aptos" w:hAnsi="Aptos"/>
-        </w:rPr>
-        <w:t>PortfolioExternalId1-[timestamp]-[operation].csv</w:t>
-      </w:r>
-      <w:r>
-        <w:rPr>
-          <w:rFonts w:ascii="Aptos" w:hAnsi="Aptos"/>
-        </w:rPr>
-        <w:t>”</w:t>
-      </w:r>
-    </w:p>
-    <w:p>
-      <w:pPr>
-        <w:ind w:left="1440"/>
-        <w:rPr>
-          <w:rFonts w:ascii="Aptos" w:hAnsi="Aptos"/>
-        </w:rPr>
-      </w:pPr>
-      <w:r>
-        <w:rPr>
-          <w:rFonts w:ascii="Aptos" w:hAnsi="Aptos"/>
-        </w:rPr>
-        <w:t>(</w:t>
-      </w:r>
-      <w:r>
-        <w:rPr>
-          <w:rFonts w:ascii="Aptos" w:hAnsi="Aptos"/>
-        </w:rPr>
-        <w:t>The substring Portfolio1 in the file name matches the mapping PortfolioExternalId1-Portfolio1. The file is renamed to PortfolioExternalId1-[timestamp]-[operation].csv before being uploaded</w:t>
-      </w:r>
-      <w:r>
-        <w:rPr>
-          <w:rFonts w:ascii="Aptos" w:hAnsi="Aptos"/>
-        </w:rPr>
-        <w:t>)</w:t>
+          <w:i/>
+          <w:iCs/>
+        </w:rPr>
+        <w:t>(Leave blank if not needed)</w:t>
+      </w:r>
+    </w:p>
+    <w:p>
+      <w:pPr>
+        <w:pStyle w:val="Heading4"/>
+        <w:rPr>
+          <w:rFonts w:ascii="Aptos" w:hAnsi="Aptos"/>
+        </w:rPr>
+      </w:pPr>
+      <w:bookmarkStart w:id="10" w:name="sftp_local_user_indicator_directory"/>
+      <w:bookmarkEnd w:id="9"/>
+      <w:r>
+        <w:rPr>
+          <w:rFonts w:ascii="Aptos" w:hAnsi="Aptos"/>
+        </w:rPr>
+        <w:t>SFTP_LOCAL_USER_INDICATOR_DIRECTORY</w:t>
+      </w:r>
+    </w:p>
+    <w:p>
+      <w:pPr>
+        <w:numPr>
+          <w:ilvl w:val="0"/>
+          <w:numId w:val="2"/>
+        </w:numPr>
+        <w:rPr>
+          <w:rFonts w:ascii="Aptos" w:hAnsi="Aptos"/>
+        </w:rPr>
+      </w:pPr>
+      <w:r>
+        <w:rPr>
+          <w:rFonts w:ascii="Aptos" w:hAnsi="Aptos"/>
+          <w:b/>
+          <w:bCs/>
+        </w:rPr>
+        <w:t>Purpose</w:t>
+      </w:r>
+      <w:r>
+        <w:rPr>
+          <w:rFonts w:ascii="Aptos" w:hAnsi="Aptos"/>
+        </w:rPr>
+        <w:t>: Directory path containing user indicator files to be uploaded.</w:t>
+      </w:r>
+    </w:p>
+    <w:p>
+      <w:pPr>
+        <w:numPr>
+          <w:ilvl w:val="0"/>
+          <w:numId w:val="2"/>
+        </w:numPr>
+        <w:rPr>
+          <w:rFonts w:ascii="Aptos" w:hAnsi="Aptos"/>
+        </w:rPr>
+      </w:pPr>
+      <w:r>
+        <w:rPr>
+          <w:rFonts w:ascii="Aptos" w:hAnsi="Aptos"/>
+          <w:b/>
+          <w:bCs/>
+        </w:rPr>
+        <w:t>Example</w:t>
+      </w:r>
+      <w:r>
+        <w:rPr>
+          <w:rFonts w:ascii="Aptos" w:hAnsi="Aptos"/>
+        </w:rPr>
+        <w:t>: C:\Users\youruser\sftpclient\user_indicator</w:t>
+      </w:r>
+    </w:p>
+    <w:p>
+      <w:pPr>
+        <w:pStyle w:val="Heading4"/>
+        <w:rPr>
+          <w:rFonts w:ascii="Aptos" w:hAnsi="Aptos"/>
+        </w:rPr>
+      </w:pPr>
+      <w:bookmarkStart w:id="11" w:name="sftp_local_macro_indicator_directory"/>
+      <w:bookmarkEnd w:id="10"/>
+      <w:r>
+        <w:rPr>
+          <w:rFonts w:ascii="Aptos" w:hAnsi="Aptos"/>
+        </w:rPr>
+        <w:t>SFTP_LOCAL_MACRO_INDICATOR_DIRECTORY</w:t>
+      </w:r>
+    </w:p>
+    <w:p>
+      <w:pPr>
+        <w:numPr>
+          <w:ilvl w:val="0"/>
+          <w:numId w:val="2"/>
+        </w:numPr>
+        <w:rPr>
+          <w:rFonts w:ascii="Aptos" w:hAnsi="Aptos"/>
+        </w:rPr>
+      </w:pPr>
+      <w:r>
+        <w:rPr>
+          <w:rFonts w:ascii="Aptos" w:hAnsi="Aptos"/>
+          <w:b/>
+          <w:bCs/>
+        </w:rPr>
+        <w:t>Purpose</w:t>
+      </w:r>
+      <w:r>
+        <w:rPr>
+          <w:rFonts w:ascii="Aptos" w:hAnsi="Aptos"/>
+        </w:rPr>
+        <w:t>: Directory path containing macro indicator files to be uploaded.</w:t>
+      </w:r>
+    </w:p>
+    <w:p>
+      <w:pPr>
+        <w:numPr>
+          <w:ilvl w:val="0"/>
+          <w:numId w:val="2"/>
+        </w:numPr>
+        <w:rPr>
+          <w:rFonts w:ascii="Aptos" w:hAnsi="Aptos"/>
+        </w:rPr>
+      </w:pPr>
+      <w:r>
+        <w:rPr>
+          <w:rFonts w:ascii="Aptos" w:hAnsi="Aptos"/>
+          <w:b/>
+          <w:bCs/>
+        </w:rPr>
+        <w:t>Example</w:t>
+      </w:r>
+      <w:r>
+        <w:rPr>
+          <w:rFonts w:ascii="Aptos" w:hAnsi="Aptos"/>
+        </w:rPr>
+        <w:t>: C:\Users\youruser\sftpclient\macro_indicator</w:t>
       </w:r>
     </w:p>
     <w:p>
@@ -700,7 +950,346 @@
           <w:rFonts w:ascii="Aptos" w:hAnsi="Aptos"/>
         </w:rPr>
       </w:pPr>
-      <w:bookmarkStart w:id="6" w:name="Xf2655bce2f16571165a920dca7da9b047e89e88"/>
+      <w:bookmarkStart w:id="12" w:name="sftp_local_portfolio_directory"/>
+      <w:bookmarkEnd w:id="11"/>
+      <w:r>
+        <w:rPr>
+          <w:rFonts w:ascii="Aptos" w:hAnsi="Aptos"/>
+        </w:rPr>
+        <w:t>SFTP_LOCAL_PORTFOLIO_DIRECTORY</w:t>
+      </w:r>
+    </w:p>
+    <w:p>
+      <w:pPr>
+        <w:numPr>
+          <w:ilvl w:val="0"/>
+          <w:numId w:val="2"/>
+        </w:numPr>
+        <w:rPr>
+          <w:rFonts w:ascii="Aptos" w:hAnsi="Aptos"/>
+        </w:rPr>
+      </w:pPr>
+      <w:r>
+        <w:rPr>
+          <w:rFonts w:ascii="Aptos" w:hAnsi="Aptos"/>
+          <w:b/>
+          <w:bCs/>
+        </w:rPr>
+        <w:t>Purpose</w:t>
+      </w:r>
+      <w:r>
+        <w:rPr>
+          <w:rFonts w:ascii="Aptos" w:hAnsi="Aptos"/>
+        </w:rPr>
+        <w:t>: Directory path containing portfolio files to be uploaded.</w:t>
+      </w:r>
+    </w:p>
+    <w:p>
+      <w:pPr>
+        <w:numPr>
+          <w:ilvl w:val="0"/>
+          <w:numId w:val="2"/>
+        </w:numPr>
+        <w:rPr>
+          <w:rFonts w:ascii="Aptos" w:hAnsi="Aptos"/>
+        </w:rPr>
+      </w:pPr>
+      <w:r>
+        <w:rPr>
+          <w:rFonts w:ascii="Aptos" w:hAnsi="Aptos"/>
+          <w:b/>
+          <w:bCs/>
+        </w:rPr>
+        <w:t>Example</w:t>
+      </w:r>
+      <w:r>
+        <w:rPr>
+          <w:rFonts w:ascii="Aptos" w:hAnsi="Aptos"/>
+        </w:rPr>
+        <w:t>: C:\Users\youruser\sftpclient\portfolio</w:t>
+      </w:r>
+      <w:bookmarkEnd w:id="12"/>
+    </w:p>
+    <w:p>
+      <w:pPr>
+        <w:pStyle w:val="Heading4"/>
+        <w:spacing w:after="120"/>
+        <w:rPr>
+          <w:rFonts w:ascii="Aptos" w:hAnsi="Aptos"/>
+        </w:rPr>
+      </w:pPr>
+      <w:r>
+        <w:rPr>
+          <w:rFonts w:ascii="Aptos" w:hAnsi="Aptos"/>
+        </w:rPr>
+        <w:t>SFTP_PORTFOLIO_FILE_MAPPER</w:t>
+      </w:r>
+    </w:p>
+    <w:p>
+      <w:pPr>
+        <w:numPr>
+          <w:ilvl w:val="0"/>
+          <w:numId w:val="2"/>
+        </w:numPr>
+        <w:rPr>
+          <w:rFonts w:ascii="Aptos" w:hAnsi="Aptos"/>
+        </w:rPr>
+      </w:pPr>
+      <w:r>
+        <w:rPr>
+          <w:rFonts w:ascii="Aptos" w:hAnsi="Aptos"/>
+          <w:b/>
+          <w:bCs/>
+        </w:rPr>
+        <w:t>Purpose</w:t>
+      </w:r>
+      <w:r>
+        <w:rPr>
+          <w:rFonts w:ascii="Aptos" w:hAnsi="Aptos"/>
+        </w:rPr>
+        <w:t xml:space="preserve">: </w:t>
+      </w:r>
+      <w:r>
+        <w:rPr>
+          <w:rFonts w:ascii="Aptos" w:hAnsi="Aptos"/>
+        </w:rPr>
+        <w:t xml:space="preserve">Maps external IDs to substrings in </w:t>
+      </w:r>
+      <w:r>
+        <w:rPr>
+          <w:rFonts w:ascii="Aptos" w:hAnsi="Aptos"/>
+        </w:rPr>
+        <w:t>file names for portfolios, which are stored on a user's side, enabling</w:t>
+      </w:r>
+      <w:r>
+        <w:rPr>
+          <w:rFonts w:ascii="Helvetica Neue" w:hAnsi="Helvetica Neue" w:cs="Helvetica Neue"/>
+          <w:color w:val="000000"/>
+          <w:lang w:val="en-GB"/>
+        </w:rPr>
+        <w:t xml:space="preserve"> </w:t>
+      </w:r>
+      <w:r>
+        <w:rPr>
+          <w:rFonts w:ascii="Aptos" w:hAnsi="Aptos"/>
+        </w:rPr>
+        <w:t>automatic renaming before upload.</w:t>
+      </w:r>
+    </w:p>
+    <w:p>
+      <w:pPr>
+        <w:pStyle w:val="ListParagraph"/>
+        <w:shd w:val="clear" w:color="auto" w:fill="FFFFFF"/>
+        <w:tabs>
+          <w:tab w:val="left" w:pos="916"/>
+          <w:tab w:val="left" w:pos="1832"/>
+          <w:tab w:val="left" w:pos="2748"/>
+          <w:tab w:val="left" w:pos="3664"/>
+          <w:tab w:val="left" w:pos="4580"/>
+          <w:tab w:val="left" w:pos="5496"/>
+          <w:tab w:val="left" w:pos="6412"/>
+          <w:tab w:val="left" w:pos="7328"/>
+          <w:tab w:val="left" w:pos="8244"/>
+          <w:tab w:val="left" w:pos="9160"/>
+          <w:tab w:val="left" w:pos="10076"/>
+          <w:tab w:val="left" w:pos="10992"/>
+          <w:tab w:val="left" w:pos="11908"/>
+          <w:tab w:val="left" w:pos="12824"/>
+          <w:tab w:val="left" w:pos="13740"/>
+          <w:tab w:val="left" w:pos="14656"/>
+        </w:tabs>
+        <w:spacing w:after="0" w:line="240" w:lineRule="auto"/>
+        <w:ind w:left="1418"/>
+        <w:rPr>
+          <w:rFonts w:ascii="Aptos" w:hAnsi="Aptos"/>
+        </w:rPr>
+      </w:pPr>
+      <w:r>
+        <w:rPr>
+          <w:rFonts w:ascii="Aptos" w:hAnsi="Aptos"/>
+        </w:rPr>
+        <w:t>(</w:t>
+      </w:r>
+      <w:r>
+        <w:rPr>
+          <w:rFonts w:ascii="Aptos" w:hAnsi="Aptos"/>
+        </w:rPr>
+        <w:t>There should be no hyphens/dashes in the portfolio names (e.g. Portfolio1 as below)</w:t>
+      </w:r>
+      <w:r>
+        <w:rPr>
+          <w:rFonts w:ascii="Aptos" w:hAnsi="Aptos"/>
+        </w:rPr>
+        <w:t xml:space="preserve">)  </w:t>
+      </w:r>
+    </w:p>
+    <w:p>
+      <w:pPr>
+        <w:numPr>
+          <w:ilvl w:val="0"/>
+          <w:numId w:val="2"/>
+        </w:numPr>
+        <w:rPr>
+          <w:rFonts w:ascii="Aptos" w:hAnsi="Aptos"/>
+        </w:rPr>
+      </w:pPr>
+      <w:r>
+        <w:rPr>
+          <w:rFonts w:ascii="Aptos" w:hAnsi="Aptos"/>
+          <w:b/>
+          <w:bCs/>
+        </w:rPr>
+        <w:t>Example</w:t>
+      </w:r>
+      <w:r>
+        <w:rPr>
+          <w:rFonts w:ascii="Aptos" w:hAnsi="Aptos"/>
+        </w:rPr>
+        <w:t xml:space="preserve">: </w:t>
+      </w:r>
+      <w:r>
+        <w:rPr>
+          <w:rFonts w:ascii="Aptos" w:hAnsi="Aptos"/>
+          <w:i/>
+          <w:iCs/>
+        </w:rPr>
+        <w:t>PortfolioExternalId1-Portfolio1</w:t>
+      </w:r>
+      <w:r>
+        <w:rPr>
+          <w:rFonts w:ascii="Aptos" w:hAnsi="Aptos"/>
+        </w:rPr>
+        <w:t>,</w:t>
+      </w:r>
+      <w:r>
+        <w:rPr>
+          <w:rFonts w:ascii="Aptos" w:hAnsi="Aptos"/>
+        </w:rPr>
+        <w:t xml:space="preserve"> </w:t>
+      </w:r>
+      <w:r>
+        <w:rPr>
+          <w:rFonts w:ascii="Aptos" w:hAnsi="Aptos"/>
+          <w:i/>
+          <w:iCs/>
+        </w:rPr>
+        <w:t>PortfolioExternalId2-Portfolio2</w:t>
+      </w:r>
+    </w:p>
+    <w:p>
+      <w:pPr>
+        <w:numPr>
+          <w:ilvl w:val="0"/>
+          <w:numId w:val="2"/>
+        </w:numPr>
+        <w:rPr>
+          <w:rFonts w:ascii="Aptos" w:hAnsi="Aptos"/>
+        </w:rPr>
+      </w:pPr>
+      <w:r>
+        <w:rPr>
+          <w:rFonts w:ascii="Aptos" w:hAnsi="Aptos"/>
+          <w:b/>
+          <w:bCs/>
+        </w:rPr>
+        <w:t>Mock File Name</w:t>
+      </w:r>
+      <w:r>
+        <w:rPr>
+          <w:rFonts w:ascii="Aptos" w:hAnsi="Aptos"/>
+        </w:rPr>
+        <w:t xml:space="preserve">: </w:t>
+      </w:r>
+      <w:r>
+        <w:rPr>
+          <w:rFonts w:ascii="Aptos" w:hAnsi="Aptos"/>
+        </w:rPr>
+        <w:t>“</w:t>
+      </w:r>
+      <w:r>
+        <w:rPr>
+          <w:rFonts w:ascii="Aptos" w:hAnsi="Aptos"/>
+        </w:rPr>
+        <w:t>Portfolio1_Report.csv</w:t>
+      </w:r>
+      <w:r>
+        <w:rPr>
+          <w:rFonts w:ascii="Aptos" w:hAnsi="Aptos"/>
+        </w:rPr>
+        <w:t>”</w:t>
+      </w:r>
+      <w:r>
+        <w:rPr>
+          <w:rFonts w:ascii="Aptos" w:hAnsi="Aptos"/>
+        </w:rPr>
+        <w:t xml:space="preserve"> </w:t>
+      </w:r>
+      <w:r>
+        <w:rPr>
+          <w:rFonts w:ascii="Aptos" w:hAnsi="Aptos"/>
+        </w:rPr>
+        <w:sym w:font="Wingdings" w:char="F0E8"/>
+      </w:r>
+      <w:r>
+        <w:rPr>
+          <w:rFonts w:ascii="Aptos" w:hAnsi="Aptos"/>
+        </w:rPr>
+        <w:t xml:space="preserve"> renamed to </w:t>
+      </w:r>
+      <w:r>
+        <w:rPr>
+          <w:rFonts w:ascii="Aptos" w:hAnsi="Aptos"/>
+        </w:rPr>
+        <w:t>“</w:t>
+      </w:r>
+      <w:r>
+        <w:rPr>
+          <w:rFonts w:ascii="Aptos" w:hAnsi="Aptos"/>
+        </w:rPr>
+        <w:t>PortfolioExternalId1-[timestamp]-[operation].csv</w:t>
+      </w:r>
+      <w:r>
+        <w:rPr>
+          <w:rFonts w:ascii="Aptos" w:hAnsi="Aptos"/>
+        </w:rPr>
+        <w:t>”</w:t>
+      </w:r>
+    </w:p>
+    <w:p>
+      <w:pPr>
+        <w:ind w:left="1440"/>
+        <w:rPr>
+          <w:rFonts w:ascii="Aptos" w:hAnsi="Aptos"/>
+        </w:rPr>
+      </w:pPr>
+      <w:r>
+        <w:rPr>
+          <w:rFonts w:ascii="Aptos" w:hAnsi="Aptos"/>
+        </w:rPr>
+        <w:t>(</w:t>
+      </w:r>
+      <w:r>
+        <w:rPr>
+          <w:rFonts w:ascii="Aptos" w:hAnsi="Aptos"/>
+        </w:rPr>
+        <w:t>The substring Portfolio1 in the file name matches the mapping PortfolioExternalId1-Portfolio1. The file is renamed to PortfolioExternalId1-[timestamp]-[operation].csv before being uploaded</w:t>
+      </w:r>
+      <w:r>
+        <w:rPr>
+          <w:rFonts w:ascii="Aptos" w:hAnsi="Aptos"/>
+        </w:rPr>
+        <w:t>)</w:t>
+      </w:r>
+    </w:p>
+    <w:p>
+      <w:pPr>
+        <w:pStyle w:val="Heading4"/>
+        <w:spacing w:after="120"/>
+        <w:rPr>
+          <w:rFonts w:ascii="Aptos" w:hAnsi="Aptos"/>
+        </w:rPr>
+      </w:pPr>
+      <w:bookmarkStart w:id="13" w:name="Xf2655bce2f16571165a920dca7da9b047e89e88"/>
       <w:bookmarkEnd w:id="4"/>
       <w:r>
         <w:rPr>
@@ -771,14 +1360,21 @@
         <w:rPr>
           <w:rFonts w:ascii="Aptos" w:hAnsi="Aptos"/>
         </w:rPr>
+        <w:lastRenderedPageBreak/>
         <w:t>M = modify file</w:t>
       </w:r>
-      <w:r>
-        <w:rPr>
-          <w:rFonts w:ascii="Aptos" w:hAnsi="Aptos"/>
-        </w:rPr>
-        <w:br/>
-      </w:r>
+    </w:p>
+    <w:p>
+      <w:pPr>
+        <w:pStyle w:val="ListParagraph"/>
+        <w:numPr>
+          <w:ilvl w:val="0"/>
+          <w:numId w:val="16"/>
+        </w:numPr>
+        <w:rPr>
+          <w:rFonts w:ascii="Aptos" w:hAnsi="Aptos"/>
+        </w:rPr>
+      </w:pPr>
       <w:r>
         <w:rPr>
           <w:rFonts w:ascii="Aptos" w:hAnsi="Aptos"/>
@@ -791,18 +1387,12 @@
         <w:rPr>
           <w:rFonts w:ascii="Aptos" w:hAnsi="Aptos"/>
         </w:rPr>
-        <w:t xml:space="preserve"> </w:t>
-      </w:r>
-      <w:r>
-        <w:rPr>
-          <w:rFonts w:ascii="Aptos" w:hAnsi="Aptos"/>
-        </w:rPr>
-        <w:t>M</w:t>
-      </w:r>
-    </w:p>
-    <w:p>
-      <w:pPr>
-        <w:ind w:left="1440" w:firstLine="360"/>
+        <w:t xml:space="preserve"> M</w:t>
+      </w:r>
+    </w:p>
+    <w:p>
+      <w:pPr>
+        <w:ind w:firstLine="720"/>
         <w:rPr>
           <w:rFonts w:ascii="Aptos" w:hAnsi="Aptos"/>
         </w:rPr>
@@ -846,8 +1436,8 @@
           <w:rFonts w:ascii="Aptos" w:hAnsi="Aptos"/>
         </w:rPr>
       </w:pPr>
-      <w:bookmarkStart w:id="7" w:name="sftp_user_indicator_file_mapper"/>
-      <w:bookmarkEnd w:id="6"/>
+      <w:bookmarkStart w:id="14" w:name="sftp_user_indicator_file_mapper"/>
+      <w:bookmarkEnd w:id="13"/>
       <w:r>
         <w:rPr>
           <w:rFonts w:ascii="Aptos" w:hAnsi="Aptos"/>
@@ -1014,8 +1604,8 @@
           <w:rFonts w:ascii="Aptos" w:hAnsi="Aptos"/>
         </w:rPr>
       </w:pPr>
-      <w:bookmarkStart w:id="8" w:name="Xebc0dc31af3f15e83f138c086413bfda441af70"/>
-      <w:bookmarkEnd w:id="7"/>
+      <w:bookmarkStart w:id="15" w:name="Xebc0dc31af3f15e83f138c086413bfda441af70"/>
+      <w:bookmarkEnd w:id="14"/>
       <w:r>
         <w:rPr>
           <w:rFonts w:ascii="Aptos" w:hAnsi="Aptos"/>
@@ -1057,6 +1647,46 @@
     <w:p>
       <w:pPr>
         <w:numPr>
+          <w:ilvl w:val="2"/>
+          <w:numId w:val="5"/>
+        </w:numPr>
+        <w:rPr>
+          <w:rFonts w:ascii="Aptos" w:hAnsi="Aptos"/>
+        </w:rPr>
+      </w:pPr>
+      <w:r>
+        <w:rPr>
+          <w:rFonts w:ascii="Aptos" w:hAnsi="Aptos"/>
+        </w:rPr>
+        <w:t>F = replace file</w:t>
+      </w:r>
+      <w:r>
+        <w:rPr>
+          <w:rFonts w:ascii="Aptos" w:hAnsi="Aptos"/>
+        </w:rPr>
+        <w:t xml:space="preserve"> and delete history</w:t>
+      </w:r>
+    </w:p>
+    <w:p>
+      <w:pPr>
+        <w:numPr>
+          <w:ilvl w:val="2"/>
+          <w:numId w:val="5"/>
+        </w:numPr>
+        <w:rPr>
+          <w:rFonts w:ascii="Aptos" w:hAnsi="Aptos"/>
+        </w:rPr>
+      </w:pPr>
+      <w:r>
+        <w:rPr>
+          <w:rFonts w:ascii="Aptos" w:hAnsi="Aptos"/>
+        </w:rPr>
+        <w:t>M = modify file</w:t>
+      </w:r>
+    </w:p>
+    <w:p>
+      <w:pPr>
+        <w:numPr>
           <w:ilvl w:val="0"/>
           <w:numId w:val="5"/>
         </w:numPr>
@@ -1101,8 +1731,8 @@
           <w:rFonts w:ascii="Aptos" w:hAnsi="Aptos"/>
         </w:rPr>
       </w:pPr>
-      <w:bookmarkStart w:id="9" w:name="sftp_macro_indicator_file_mapper"/>
-      <w:bookmarkEnd w:id="8"/>
+      <w:bookmarkStart w:id="16" w:name="sftp_macro_indicator_file_mapper"/>
+      <w:bookmarkEnd w:id="15"/>
       <w:r>
         <w:rPr>
           <w:rFonts w:ascii="Aptos" w:hAnsi="Aptos"/>
@@ -1275,8 +1905,8 @@
           <w:rFonts w:ascii="Aptos" w:hAnsi="Aptos"/>
         </w:rPr>
       </w:pPr>
-      <w:bookmarkStart w:id="10" w:name="Xc97dc3dd1b5e7dc8bf1f434c63922d70f72bd00"/>
-      <w:bookmarkEnd w:id="9"/>
+      <w:bookmarkStart w:id="17" w:name="Xc97dc3dd1b5e7dc8bf1f434c63922d70f72bd00"/>
+      <w:bookmarkEnd w:id="16"/>
       <w:r>
         <w:rPr>
           <w:rFonts w:ascii="Aptos" w:hAnsi="Aptos"/>
@@ -1383,14 +2013,13 @@
           <w:rFonts w:ascii="Aptos" w:hAnsi="Aptos"/>
         </w:rPr>
       </w:pPr>
-      <w:bookmarkStart w:id="11" w:name="notes-for-users"/>
+      <w:bookmarkStart w:id="18" w:name="notes-for-users"/>
       <w:bookmarkEnd w:id="5"/>
-      <w:bookmarkEnd w:id="10"/>
+      <w:bookmarkEnd w:id="17"/>
       <w:r>
         <w:rPr>
           <w:rFonts w:ascii="Segoe UI Emoji" w:hAnsi="Segoe UI Emoji" w:cs="Segoe UI Emoji"/>
         </w:rPr>
-        <w:lastRenderedPageBreak/>
         <w:t>✅</w:t>
       </w:r>
       <w:r>
@@ -1446,15 +2075,16 @@
           <w:bCs/>
         </w:rPr>
       </w:pPr>
-      <w:bookmarkStart w:id="12" w:name="steps-to-run-sftpclient.jar-manually"/>
+      <w:bookmarkStart w:id="19" w:name="steps-to-run-sftpclient.jar-manually"/>
       <w:bookmarkEnd w:id="3"/>
-      <w:bookmarkEnd w:id="11"/>
-      <w:r>
-        <w:rPr>
-          <w:rFonts w:ascii="Aptos" w:hAnsi="Aptos"/>
-          <w:b/>
-          <w:bCs/>
-        </w:rPr>
+      <w:bookmarkEnd w:id="18"/>
+      <w:r>
+        <w:rPr>
+          <w:rFonts w:ascii="Aptos" w:hAnsi="Aptos"/>
+          <w:b/>
+          <w:bCs/>
+        </w:rPr>
+        <w:lastRenderedPageBreak/>
         <w:t>Manual Execution Steps</w:t>
       </w:r>
     </w:p>
@@ -1608,8 +2238,8 @@
           <w:bCs/>
         </w:rPr>
       </w:pPr>
-      <w:bookmarkStart w:id="13" w:name="Xc03131bb323849740b30e5cac00ee95021fcbf2"/>
-      <w:bookmarkEnd w:id="12"/>
+      <w:bookmarkStart w:id="20" w:name="Xc03131bb323849740b30e5cac00ee95021fcbf2"/>
+      <w:bookmarkEnd w:id="19"/>
       <w:r>
         <w:rPr>
           <w:rFonts w:ascii="Aptos" w:hAnsi="Aptos"/>
@@ -1896,6 +2526,7 @@
           <w:ilvl w:val="2"/>
           <w:numId w:val="13"/>
         </w:numPr>
+        <w:ind w:left="1276" w:hanging="284"/>
         <w:rPr>
           <w:rFonts w:ascii="Aptos" w:hAnsi="Aptos"/>
         </w:rPr>
@@ -1922,15 +2553,16 @@
           <w:ilvl w:val="2"/>
           <w:numId w:val="13"/>
         </w:numPr>
-        <w:rPr>
-          <w:rFonts w:ascii="Aptos" w:hAnsi="Aptos"/>
-        </w:rPr>
-      </w:pPr>
-      <w:r>
-        <w:rPr>
-          <w:rFonts w:ascii="Aptos" w:hAnsi="Aptos"/>
-        </w:rPr>
-        <w:t xml:space="preserve">If you don’t wish to store a password, check </w:t>
+        <w:ind w:left="1276" w:hanging="284"/>
+        <w:rPr>
+          <w:rFonts w:ascii="Aptos" w:hAnsi="Aptos"/>
+        </w:rPr>
+      </w:pPr>
+      <w:r>
+        <w:rPr>
+          <w:rFonts w:ascii="Aptos" w:hAnsi="Aptos"/>
+        </w:rPr>
+        <w:t xml:space="preserve">If one does not wish to store a password, select </w:t>
       </w:r>
       <w:r>
         <w:rPr>
@@ -1944,7 +2576,7 @@
         <w:rPr>
           <w:rFonts w:ascii="Aptos" w:hAnsi="Aptos"/>
         </w:rPr>
-        <w:t xml:space="preserve"> (may limit functionality)</w:t>
+        <w:t xml:space="preserve"> (this may limit functionality).</w:t>
       </w:r>
     </w:p>
     <w:p>
@@ -1954,6 +2586,7 @@
           <w:ilvl w:val="2"/>
           <w:numId w:val="13"/>
         </w:numPr>
+        <w:ind w:left="1276" w:hanging="284"/>
         <w:rPr>
           <w:rFonts w:ascii="Aptos" w:hAnsi="Aptos"/>
         </w:rPr>
@@ -1976,7 +2609,6 @@
           <w:rFonts w:ascii="Aptos" w:hAnsi="Aptos"/>
           <w:noProof/>
         </w:rPr>
-        <w:lastRenderedPageBreak/>
         <w:pict w14:anchorId="675835FF">
           <v:rect id="_x0000_i1028" alt="" style="width:451.3pt;height:.05pt;mso-width-percent:0;mso-height-percent:0;mso-width-percent:0;mso-height-percent:0" o:hralign="center" o:hrstd="t" o:hr="t"/>
         </w:pict>
@@ -1992,8 +2624,8 @@
           <w:bCs/>
         </w:rPr>
       </w:pPr>
-      <w:bookmarkStart w:id="14" w:name="remove-the-scheduled-task"/>
-      <w:bookmarkEnd w:id="13"/>
+      <w:bookmarkStart w:id="21" w:name="remove-the-scheduled-task"/>
+      <w:bookmarkEnd w:id="20"/>
       <w:r>
         <w:rPr>
           <w:rFonts w:ascii="Aptos" w:hAnsi="Aptos"/>
@@ -2049,6 +2681,7 @@
         <w:rPr>
           <w:rFonts w:ascii="Aptos" w:hAnsi="Aptos"/>
         </w:rPr>
+        <w:lastRenderedPageBreak/>
         <w:t xml:space="preserve">Double-click </w:t>
       </w:r>
       <w:r>
@@ -2135,8 +2768,8 @@
           <w:bCs/>
         </w:rPr>
       </w:pPr>
-      <w:bookmarkStart w:id="15" w:name="notes"/>
-      <w:bookmarkEnd w:id="14"/>
+      <w:bookmarkStart w:id="22" w:name="notes"/>
+      <w:bookmarkEnd w:id="21"/>
       <w:r>
         <w:rPr>
           <w:rFonts w:ascii="Aptos" w:hAnsi="Aptos"/>
@@ -2294,8 +2927,8 @@
           <w:bCs/>
         </w:rPr>
       </w:pPr>
-      <w:bookmarkStart w:id="16" w:name="file-structure"/>
-      <w:bookmarkEnd w:id="15"/>
+      <w:bookmarkStart w:id="23" w:name="file-structure"/>
+      <w:bookmarkEnd w:id="22"/>
       <w:r>
         <w:rPr>
           <w:rFonts w:ascii="Aptos" w:hAnsi="Aptos"/>
@@ -2598,8 +3231,8 @@
           <w:bCs/>
         </w:rPr>
       </w:pPr>
-      <w:bookmarkStart w:id="17" w:name="troubleshooting"/>
-      <w:bookmarkEnd w:id="16"/>
+      <w:bookmarkStart w:id="24" w:name="troubleshooting"/>
+      <w:bookmarkEnd w:id="23"/>
       <w:r>
         <w:rPr>
           <w:rFonts w:ascii="Aptos" w:hAnsi="Aptos"/>
@@ -2653,18 +3286,8 @@
         <w:rPr>
           <w:rFonts w:ascii="Aptos" w:hAnsi="Aptos"/>
         </w:rPr>
-        <w:t xml:space="preserve"> folder is present and correctly populated.</w:t>
-      </w:r>
-    </w:p>
-    <w:p>
-      <w:pPr>
-        <w:ind w:left="720"/>
-        <w:rPr>
-          <w:rFonts w:ascii="Aptos" w:hAnsi="Aptos"/>
-          <w:b/>
-          <w:bCs/>
-        </w:rPr>
-      </w:pPr>
+        <w:t xml:space="preserve"> folder is present.</w:t>
+      </w:r>
     </w:p>
     <w:p>
       <w:pPr>
@@ -2684,7 +3307,6 @@
           <w:b/>
           <w:bCs/>
         </w:rPr>
-        <w:lastRenderedPageBreak/>
         <w:t>Task Scheduler Errors</w:t>
       </w:r>
     </w:p>
@@ -2737,7 +3359,7 @@
         <w:t>Double-check the variables in run_windows.bat for typos or invalid values.</w:t>
       </w:r>
       <w:bookmarkEnd w:id="1"/>
-      <w:bookmarkEnd w:id="17"/>
+      <w:bookmarkEnd w:id="24"/>
     </w:p>
     <w:sectPr>
       <w:headerReference w:type="default" r:id="rId8"/>
@@ -3420,6 +4042,119 @@
     </w:lvl>
   </w:abstractNum>
   <w:abstractNum w:abstractNumId="4" w15:restartNumberingAfterBreak="0">
+    <w:nsid w:val="3CA00C3C"/>
+    <w:multiLevelType w:val="hybridMultilevel"/>
+    <w:tmpl w:val="3034BE1C"/>
+    <w:lvl w:ilvl="0" w:tplc="08090001">
+      <w:start w:val="1"/>
+      <w:numFmt w:val="bullet"/>
+      <w:lvlText w:val=""/>
+      <w:lvlJc w:val="left"/>
+      <w:pPr>
+        <w:ind w:left="1080" w:hanging="360"/>
+      </w:pPr>
+      <w:rPr>
+        <w:rFonts w:ascii="Symbol" w:hAnsi="Symbol" w:hint="default"/>
+      </w:rPr>
+    </w:lvl>
+    <w:lvl w:ilvl="1" w:tplc="08090003" w:tentative="1">
+      <w:start w:val="1"/>
+      <w:numFmt w:val="bullet"/>
+      <w:lvlText w:val="o"/>
+      <w:lvlJc w:val="left"/>
+      <w:pPr>
+        <w:ind w:left="1800" w:hanging="360"/>
+      </w:pPr>
+      <w:rPr>
+        <w:rFonts w:ascii="Courier New" w:hAnsi="Courier New" w:cs="Courier New" w:hint="default"/>
+      </w:rPr>
+    </w:lvl>
+    <w:lvl w:ilvl="2" w:tplc="08090005" w:tentative="1">
+      <w:start w:val="1"/>
+      <w:numFmt w:val="bullet"/>
+      <w:lvlText w:val=""/>
+      <w:lvlJc w:val="left"/>
+      <w:pPr>
+        <w:ind w:left="2520" w:hanging="360"/>
+      </w:pPr>
+      <w:rPr>
+        <w:rFonts w:ascii="Wingdings" w:hAnsi="Wingdings" w:hint="default"/>
+      </w:rPr>
+    </w:lvl>
+    <w:lvl w:ilvl="3" w:tplc="08090001" w:tentative="1">
+      <w:start w:val="1"/>
+      <w:numFmt w:val="bullet"/>
+      <w:lvlText w:val=""/>
+      <w:lvlJc w:val="left"/>
+      <w:pPr>
+        <w:ind w:left="3240" w:hanging="360"/>
+      </w:pPr>
+      <w:rPr>
+        <w:rFonts w:ascii="Symbol" w:hAnsi="Symbol" w:hint="default"/>
+      </w:rPr>
+    </w:lvl>
+    <w:lvl w:ilvl="4" w:tplc="08090003" w:tentative="1">
+      <w:start w:val="1"/>
+      <w:numFmt w:val="bullet"/>
+      <w:lvlText w:val="o"/>
+      <w:lvlJc w:val="left"/>
+      <w:pPr>
+        <w:ind w:left="3960" w:hanging="360"/>
+      </w:pPr>
+      <w:rPr>
+        <w:rFonts w:ascii="Courier New" w:hAnsi="Courier New" w:cs="Courier New" w:hint="default"/>
+      </w:rPr>
+    </w:lvl>
+    <w:lvl w:ilvl="5" w:tplc="08090005" w:tentative="1">
+      <w:start w:val="1"/>
+      <w:numFmt w:val="bullet"/>
+      <w:lvlText w:val=""/>
+      <w:lvlJc w:val="left"/>
+      <w:pPr>
+        <w:ind w:left="4680" w:hanging="360"/>
+      </w:pPr>
+      <w:rPr>
+        <w:rFonts w:ascii="Wingdings" w:hAnsi="Wingdings" w:hint="default"/>
+      </w:rPr>
+    </w:lvl>
+    <w:lvl w:ilvl="6" w:tplc="08090001" w:tentative="1">
+      <w:start w:val="1"/>
+      <w:numFmt w:val="bullet"/>
+      <w:lvlText w:val=""/>
+      <w:lvlJc w:val="left"/>
+      <w:pPr>
+        <w:ind w:left="5400" w:hanging="360"/>
+      </w:pPr>
+      <w:rPr>
+        <w:rFonts w:ascii="Symbol" w:hAnsi="Symbol" w:hint="default"/>
+      </w:rPr>
+    </w:lvl>
+    <w:lvl w:ilvl="7" w:tplc="08090003" w:tentative="1">
+      <w:start w:val="1"/>
+      <w:numFmt w:val="bullet"/>
+      <w:lvlText w:val="o"/>
+      <w:lvlJc w:val="left"/>
+      <w:pPr>
+        <w:ind w:left="6120" w:hanging="360"/>
+      </w:pPr>
+      <w:rPr>
+        <w:rFonts w:ascii="Courier New" w:hAnsi="Courier New" w:cs="Courier New" w:hint="default"/>
+      </w:rPr>
+    </w:lvl>
+    <w:lvl w:ilvl="8" w:tplc="08090005" w:tentative="1">
+      <w:start w:val="1"/>
+      <w:numFmt w:val="bullet"/>
+      <w:lvlText w:val=""/>
+      <w:lvlJc w:val="left"/>
+      <w:pPr>
+        <w:ind w:left="6840" w:hanging="360"/>
+      </w:pPr>
+      <w:rPr>
+        <w:rFonts w:ascii="Wingdings" w:hAnsi="Wingdings" w:hint="default"/>
+      </w:rPr>
+    </w:lvl>
+  </w:abstractNum>
+  <w:abstractNum w:abstractNumId="5" w15:restartNumberingAfterBreak="0">
     <w:nsid w:val="53DC6691"/>
     <w:multiLevelType w:val="multilevel"/>
     <w:tmpl w:val="031A6FD8"/>
@@ -3523,7 +4258,7 @@
       </w:rPr>
     </w:lvl>
   </w:abstractNum>
-  <w:abstractNum w:abstractNumId="5" w15:restartNumberingAfterBreak="0">
+  <w:abstractNum w:abstractNumId="6" w15:restartNumberingAfterBreak="0">
     <w:nsid w:val="57FA5B1E"/>
     <w:multiLevelType w:val="multilevel"/>
     <w:tmpl w:val="B39AB918"/>
@@ -3669,6 +4404,119 @@
       <w:rPr>
         <w:rFonts w:ascii="Wingdings" w:hAnsi="Wingdings" w:hint="default"/>
         <w:sz w:val="20"/>
+      </w:rPr>
+    </w:lvl>
+  </w:abstractNum>
+  <w:abstractNum w:abstractNumId="7" w15:restartNumberingAfterBreak="0">
+    <w:nsid w:val="7A1F4927"/>
+    <w:multiLevelType w:val="hybridMultilevel"/>
+    <w:tmpl w:val="5A142004"/>
+    <w:lvl w:ilvl="0" w:tplc="08090001">
+      <w:start w:val="1"/>
+      <w:numFmt w:val="bullet"/>
+      <w:lvlText w:val=""/>
+      <w:lvlJc w:val="left"/>
+      <w:pPr>
+        <w:ind w:left="720" w:hanging="360"/>
+      </w:pPr>
+      <w:rPr>
+        <w:rFonts w:ascii="Symbol" w:hAnsi="Symbol" w:hint="default"/>
+      </w:rPr>
+    </w:lvl>
+    <w:lvl w:ilvl="1" w:tplc="08090003" w:tentative="1">
+      <w:start w:val="1"/>
+      <w:numFmt w:val="bullet"/>
+      <w:lvlText w:val="o"/>
+      <w:lvlJc w:val="left"/>
+      <w:pPr>
+        <w:ind w:left="1440" w:hanging="360"/>
+      </w:pPr>
+      <w:rPr>
+        <w:rFonts w:ascii="Courier New" w:hAnsi="Courier New" w:cs="Courier New" w:hint="default"/>
+      </w:rPr>
+    </w:lvl>
+    <w:lvl w:ilvl="2" w:tplc="08090005" w:tentative="1">
+      <w:start w:val="1"/>
+      <w:numFmt w:val="bullet"/>
+      <w:lvlText w:val=""/>
+      <w:lvlJc w:val="left"/>
+      <w:pPr>
+        <w:ind w:left="2160" w:hanging="360"/>
+      </w:pPr>
+      <w:rPr>
+        <w:rFonts w:ascii="Wingdings" w:hAnsi="Wingdings" w:hint="default"/>
+      </w:rPr>
+    </w:lvl>
+    <w:lvl w:ilvl="3" w:tplc="08090001" w:tentative="1">
+      <w:start w:val="1"/>
+      <w:numFmt w:val="bullet"/>
+      <w:lvlText w:val=""/>
+      <w:lvlJc w:val="left"/>
+      <w:pPr>
+        <w:ind w:left="2880" w:hanging="360"/>
+      </w:pPr>
+      <w:rPr>
+        <w:rFonts w:ascii="Symbol" w:hAnsi="Symbol" w:hint="default"/>
+      </w:rPr>
+    </w:lvl>
+    <w:lvl w:ilvl="4" w:tplc="08090003" w:tentative="1">
+      <w:start w:val="1"/>
+      <w:numFmt w:val="bullet"/>
+      <w:lvlText w:val="o"/>
+      <w:lvlJc w:val="left"/>
+      <w:pPr>
+        <w:ind w:left="3600" w:hanging="360"/>
+      </w:pPr>
+      <w:rPr>
+        <w:rFonts w:ascii="Courier New" w:hAnsi="Courier New" w:cs="Courier New" w:hint="default"/>
+      </w:rPr>
+    </w:lvl>
+    <w:lvl w:ilvl="5" w:tplc="08090005" w:tentative="1">
+      <w:start w:val="1"/>
+      <w:numFmt w:val="bullet"/>
+      <w:lvlText w:val=""/>
+      <w:lvlJc w:val="left"/>
+      <w:pPr>
+        <w:ind w:left="4320" w:hanging="360"/>
+      </w:pPr>
+      <w:rPr>
+        <w:rFonts w:ascii="Wingdings" w:hAnsi="Wingdings" w:hint="default"/>
+      </w:rPr>
+    </w:lvl>
+    <w:lvl w:ilvl="6" w:tplc="08090001" w:tentative="1">
+      <w:start w:val="1"/>
+      <w:numFmt w:val="bullet"/>
+      <w:lvlText w:val=""/>
+      <w:lvlJc w:val="left"/>
+      <w:pPr>
+        <w:ind w:left="5040" w:hanging="360"/>
+      </w:pPr>
+      <w:rPr>
+        <w:rFonts w:ascii="Symbol" w:hAnsi="Symbol" w:hint="default"/>
+      </w:rPr>
+    </w:lvl>
+    <w:lvl w:ilvl="7" w:tplc="08090003" w:tentative="1">
+      <w:start w:val="1"/>
+      <w:numFmt w:val="bullet"/>
+      <w:lvlText w:val="o"/>
+      <w:lvlJc w:val="left"/>
+      <w:pPr>
+        <w:ind w:left="5760" w:hanging="360"/>
+      </w:pPr>
+      <w:rPr>
+        <w:rFonts w:ascii="Courier New" w:hAnsi="Courier New" w:cs="Courier New" w:hint="default"/>
+      </w:rPr>
+    </w:lvl>
+    <w:lvl w:ilvl="8" w:tplc="08090005" w:tentative="1">
+      <w:start w:val="1"/>
+      <w:numFmt w:val="bullet"/>
+      <w:lvlText w:val=""/>
+      <w:lvlJc w:val="left"/>
+      <w:pPr>
+        <w:ind w:left="6480" w:hanging="360"/>
+      </w:pPr>
+      <w:rPr>
+        <w:rFonts w:ascii="Wingdings" w:hAnsi="Wingdings" w:hint="default"/>
       </w:rPr>
     </w:lvl>
   </w:abstractNum>
@@ -3790,10 +4638,16 @@
     <w:abstractNumId w:val="3"/>
   </w:num>
   <w:num w:numId="13" w16cid:durableId="1355037841">
+    <w:abstractNumId w:val="5"/>
+  </w:num>
+  <w:num w:numId="14" w16cid:durableId="1061558791">
+    <w:abstractNumId w:val="6"/>
+  </w:num>
+  <w:num w:numId="15" w16cid:durableId="413665444">
     <w:abstractNumId w:val="4"/>
   </w:num>
-  <w:num w:numId="14" w16cid:durableId="1061558791">
-    <w:abstractNumId w:val="5"/>
+  <w:num w:numId="16" w16cid:durableId="185484051">
+    <w:abstractNumId w:val="7"/>
   </w:num>
   <w:numIdMacAtCleanup w:val="14"/>
 </w:numbering>

--- a/docx-readme/README_WINDOWS.docx
+++ b/docx-readme/README_WINDOWS.docx
@@ -57,7 +57,7 @@
           <w:noProof/>
         </w:rPr>
         <w:pict w14:anchorId="733519AD">
-          <v:rect id="_x0000_i1034" alt="" style="width:451.3pt;height:.05pt;mso-width-percent:0;mso-height-percent:0;mso-width-percent:0;mso-height-percent:0" o:hralign="center" o:hrstd="t" o:hr="t"/>
+          <v:rect id="_x0000_i1035" alt="" style="width:451.3pt;height:.05pt;mso-width-percent:0;mso-height-percent:0;mso-width-percent:0;mso-height-percent:0" o:hralign="center" o:hrstd="t" o:hr="t"/>
         </w:pict>
       </w:r>
     </w:p>
@@ -118,19 +118,7 @@
         <w:rPr>
           <w:rFonts w:ascii="Aptos" w:hAnsi="Aptos"/>
         </w:rPr>
-        <w:t>This guide explains how to prepare, configure, and run</w:t>
-      </w:r>
-      <w:r>
-        <w:rPr>
-          <w:rFonts w:ascii="Aptos" w:hAnsi="Aptos"/>
-        </w:rPr>
-        <w:t xml:space="preserve"> </w:t>
-      </w:r>
-      <w:r>
-        <w:rPr>
-          <w:rFonts w:ascii="Aptos" w:hAnsi="Aptos"/>
-        </w:rPr>
-        <w:t>SftpClient.jar on Windows. It also includes instructions for scheduling the application to run daily at 05:00 AM and for removing the scheduled task.</w:t>
+        <w:t>This guide explains how to prepare, configure, and run SftpClient.jar on Windows. It also includes instructions for scheduling the application to run daily at 05:00 AM and for removing the scheduled task.</w:t>
       </w:r>
     </w:p>
     <w:p>
@@ -166,40 +154,628 @@
       <w:pPr>
         <w:rPr>
           <w:rFonts w:ascii="Aptos" w:hAnsi="Aptos"/>
-        </w:rPr>
-      </w:pPr>
-      <w:r>
-        <w:rPr>
-          <w:rFonts w:ascii="Aptos" w:hAnsi="Aptos"/>
-          <w:b/>
-          <w:bCs/>
-        </w:rPr>
-        <w:t>Note:</w:t>
-      </w:r>
-      <w:r>
-        <w:rPr>
-          <w:rFonts w:ascii="Aptos" w:hAnsi="Aptos"/>
-        </w:rPr>
-        <w:t xml:space="preserve"> </w:t>
-      </w:r>
-      <w:proofErr w:type="spellStart"/>
-      <w:r>
-        <w:rPr>
-          <w:rFonts w:ascii="Aptos" w:hAnsi="Aptos"/>
           <w:i/>
           <w:iCs/>
         </w:rPr>
-        <w:t>SftpClient</w:t>
-      </w:r>
-      <w:proofErr w:type="spellEnd"/>
+      </w:pPr>
+      <w:r>
+        <w:rPr>
+          <w:rFonts w:ascii="Aptos" w:hAnsi="Aptos"/>
+          <w:b/>
+          <w:bCs/>
+        </w:rPr>
+        <w:t>Note:</w:t>
+      </w:r>
+      <w:r>
+        <w:rPr>
+          <w:rFonts w:ascii="Aptos" w:hAnsi="Aptos"/>
+        </w:rPr>
+        <w:t xml:space="preserve"> </w:t>
+      </w:r>
+      <w:proofErr w:type="spellStart"/>
       <w:r>
         <w:rPr>
           <w:rFonts w:ascii="Aptos" w:hAnsi="Aptos"/>
           <w:i/>
           <w:iCs/>
         </w:rPr>
+        <w:t>SftpClient</w:t>
+      </w:r>
+      <w:proofErr w:type="spellEnd"/>
+      <w:r>
+        <w:rPr>
+          <w:rFonts w:ascii="Aptos" w:hAnsi="Aptos"/>
+          <w:i/>
+          <w:iCs/>
+        </w:rPr>
         <w:t xml:space="preserve"> is a Java-based application that connects to an SFTP server and uploads files to a specified directory.</w:t>
       </w:r>
+    </w:p>
+    <w:p>
+      <w:pPr>
+        <w:rPr>
+          <w:rFonts w:ascii="Aptos" w:hAnsi="Aptos"/>
+        </w:rPr>
+      </w:pPr>
+      <w:r>
+        <w:rPr>
+          <w:rFonts w:ascii="Aptos" w:hAnsi="Aptos"/>
+          <w:noProof/>
+        </w:rPr>
+        <w:pict w14:anchorId="3F3D4E8C">
+          <v:rect id="_x0000_i1034" alt="" style="width:451.3pt;height:.05pt;mso-width-percent:0;mso-height-percent:0;mso-width-percent:0;mso-height-percent:0" o:hralign="center" o:hrstd="t" o:hr="t"/>
+        </w:pict>
+      </w:r>
+    </w:p>
+    <w:p>
+      <w:pPr>
+        <w:pStyle w:val="Heading1"/>
+        <w:spacing w:after="120"/>
+        <w:rPr>
+          <w:rFonts w:ascii="Aptos" w:hAnsi="Aptos"/>
+          <w:b/>
+          <w:bCs/>
+        </w:rPr>
+      </w:pPr>
+      <w:r>
+        <w:rPr>
+          <w:rFonts w:ascii="Aptos" w:hAnsi="Aptos"/>
+          <w:b/>
+          <w:bCs/>
+        </w:rPr>
+        <w:t>Single-User and Multi-User Modes</w:t>
+      </w:r>
+    </w:p>
+    <w:p>
+      <w:pPr>
+        <w:rPr>
+          <w:rFonts w:ascii="Aptos" w:hAnsi="Aptos"/>
+        </w:rPr>
+      </w:pPr>
+      <w:proofErr w:type="spellStart"/>
+      <w:r>
+        <w:rPr>
+          <w:rFonts w:ascii="Aptos" w:hAnsi="Aptos"/>
+        </w:rPr>
+        <w:t>SftpClient</w:t>
+      </w:r>
+      <w:proofErr w:type="spellEnd"/>
+      <w:r>
+        <w:rPr>
+          <w:rFonts w:ascii="Aptos" w:hAnsi="Aptos"/>
+        </w:rPr>
+        <w:t xml:space="preserve"> supports two operational modes:</w:t>
+      </w:r>
+    </w:p>
+    <w:p>
+      <w:pPr>
+        <w:pStyle w:val="Heading3"/>
+        <w:rPr>
+          <w:rFonts w:ascii="Aptos" w:hAnsi="Aptos"/>
+        </w:rPr>
+      </w:pPr>
+      <w:bookmarkStart w:id="2" w:name="single-user-mode"/>
+      <w:r>
+        <w:rPr>
+          <w:rFonts w:ascii="Aptos" w:hAnsi="Aptos"/>
+        </w:rPr>
+        <w:t>1. Single-User Mode</w:t>
+      </w:r>
+    </w:p>
+    <w:p>
+      <w:pPr>
+        <w:numPr>
+          <w:ilvl w:val="0"/>
+          <w:numId w:val="2"/>
+        </w:numPr>
+        <w:rPr>
+          <w:rFonts w:ascii="Aptos" w:hAnsi="Aptos"/>
+        </w:rPr>
+      </w:pPr>
+      <w:r>
+        <w:rPr>
+          <w:rFonts w:ascii="Aptos" w:hAnsi="Aptos"/>
+          <w:b/>
+          <w:bCs/>
+        </w:rPr>
+        <w:t>Default mode</w:t>
+      </w:r>
+      <w:r>
+        <w:rPr>
+          <w:rFonts w:ascii="Aptos" w:hAnsi="Aptos"/>
+        </w:rPr>
+        <w:t xml:space="preserve"> when only one username is provided in the SFTP_USER variable</w:t>
+      </w:r>
+    </w:p>
+    <w:p>
+      <w:pPr>
+        <w:numPr>
+          <w:ilvl w:val="0"/>
+          <w:numId w:val="2"/>
+        </w:numPr>
+        <w:rPr>
+          <w:rFonts w:ascii="Aptos" w:hAnsi="Aptos"/>
+        </w:rPr>
+      </w:pPr>
+      <w:r>
+        <w:rPr>
+          <w:rFonts w:ascii="Aptos" w:hAnsi="Aptos"/>
+        </w:rPr>
+        <w:t>All files are uploaded using a single SFTP account</w:t>
+      </w:r>
+    </w:p>
+    <w:p>
+      <w:pPr>
+        <w:numPr>
+          <w:ilvl w:val="0"/>
+          <w:numId w:val="2"/>
+        </w:numPr>
+        <w:rPr>
+          <w:rFonts w:ascii="Aptos" w:hAnsi="Aptos"/>
+        </w:rPr>
+      </w:pPr>
+      <w:r>
+        <w:rPr>
+          <w:rFonts w:ascii="Aptos" w:hAnsi="Aptos"/>
+        </w:rPr>
+        <w:t>Files are taken directly from the main directories (</w:t>
+      </w:r>
+      <w:proofErr w:type="spellStart"/>
+      <w:r>
+        <w:rPr>
+          <w:rFonts w:ascii="Aptos" w:hAnsi="Aptos"/>
+        </w:rPr>
+        <w:t>user_indicator</w:t>
+      </w:r>
+      <w:proofErr w:type="spellEnd"/>
+      <w:r>
+        <w:rPr>
+          <w:rFonts w:ascii="Aptos" w:hAnsi="Aptos"/>
+        </w:rPr>
+        <w:t xml:space="preserve">, </w:t>
+      </w:r>
+      <w:proofErr w:type="spellStart"/>
+      <w:r>
+        <w:rPr>
+          <w:rFonts w:ascii="Aptos" w:hAnsi="Aptos"/>
+        </w:rPr>
+        <w:t>macro_indicator</w:t>
+      </w:r>
+      <w:proofErr w:type="spellEnd"/>
+      <w:r>
+        <w:rPr>
+          <w:rFonts w:ascii="Aptos" w:hAnsi="Aptos"/>
+        </w:rPr>
+        <w:t>, portfolio)</w:t>
+      </w:r>
+    </w:p>
+    <w:bookmarkEnd w:id="2"/>
+    <w:p>
+      <w:pPr>
+        <w:pStyle w:val="Heading3"/>
+        <w:rPr>
+          <w:rFonts w:ascii="Aptos" w:hAnsi="Aptos"/>
+        </w:rPr>
+      </w:pPr>
+      <w:r>
+        <w:rPr>
+          <w:rFonts w:ascii="Aptos" w:hAnsi="Aptos"/>
+        </w:rPr>
+        <w:t>2. Multi-User Mode</w:t>
+      </w:r>
+    </w:p>
+    <w:p>
+      <w:pPr>
+        <w:numPr>
+          <w:ilvl w:val="0"/>
+          <w:numId w:val="2"/>
+        </w:numPr>
+        <w:rPr>
+          <w:rFonts w:ascii="Aptos" w:hAnsi="Aptos"/>
+        </w:rPr>
+      </w:pPr>
+      <w:r>
+        <w:rPr>
+          <w:rFonts w:ascii="Aptos" w:hAnsi="Aptos"/>
+          <w:b/>
+          <w:bCs/>
+        </w:rPr>
+        <w:t>Activated automatically</w:t>
+      </w:r>
+      <w:r>
+        <w:rPr>
+          <w:rFonts w:ascii="Aptos" w:hAnsi="Aptos"/>
+        </w:rPr>
+        <w:t xml:space="preserve"> when multiple comma-separated usernames are provided in SFTP_USER</w:t>
+      </w:r>
+    </w:p>
+    <w:p>
+      <w:pPr>
+        <w:numPr>
+          <w:ilvl w:val="0"/>
+          <w:numId w:val="2"/>
+        </w:numPr>
+        <w:rPr>
+          <w:rFonts w:ascii="Aptos" w:hAnsi="Aptos"/>
+        </w:rPr>
+      </w:pPr>
+      <w:r>
+        <w:rPr>
+          <w:rFonts w:ascii="Aptos" w:hAnsi="Aptos"/>
+        </w:rPr>
+        <w:t>Files are distributed to and uploaded from user-specific subdirectories</w:t>
+      </w:r>
+    </w:p>
+    <w:p>
+      <w:pPr>
+        <w:numPr>
+          <w:ilvl w:val="0"/>
+          <w:numId w:val="2"/>
+        </w:numPr>
+        <w:rPr>
+          <w:rFonts w:ascii="Aptos" w:hAnsi="Aptos"/>
+        </w:rPr>
+      </w:pPr>
+      <w:r>
+        <w:rPr>
+          <w:rFonts w:ascii="Aptos" w:hAnsi="Aptos"/>
+        </w:rPr>
+        <w:t>Each user’s files are uploaded using their respective SFTP credentials</w:t>
+      </w:r>
+    </w:p>
+    <w:p>
+      <w:pPr>
+        <w:numPr>
+          <w:ilvl w:val="0"/>
+          <w:numId w:val="2"/>
+        </w:numPr>
+        <w:rPr>
+          <w:rFonts w:ascii="Aptos" w:hAnsi="Aptos"/>
+        </w:rPr>
+      </w:pPr>
+      <w:r>
+        <w:rPr>
+          <w:rFonts w:ascii="Aptos" w:hAnsi="Aptos"/>
+          <w:b/>
+          <w:bCs/>
+        </w:rPr>
+        <w:t>Important:</w:t>
+      </w:r>
+      <w:r>
+        <w:rPr>
+          <w:rFonts w:ascii="Aptos" w:hAnsi="Aptos"/>
+        </w:rPr>
+        <w:t xml:space="preserve"> User-specific subdirectories are created automatically with the same names as the SFTP usernames</w:t>
+      </w:r>
+    </w:p>
+    <w:p>
+      <w:pPr>
+        <w:pStyle w:val="Heading2"/>
+        <w:rPr>
+          <w:b/>
+          <w:bCs/>
+        </w:rPr>
+      </w:pPr>
+      <w:bookmarkStart w:id="3" w:name="how-multi-user-mode-works"/>
+      <w:proofErr w:type="gramStart"/>
+      <w:r>
+        <w:rPr>
+          <w:b/>
+          <w:bCs/>
+        </w:rPr>
+        <w:t>How</w:t>
+      </w:r>
+      <w:proofErr w:type="gramEnd"/>
+      <w:r>
+        <w:rPr>
+          <w:b/>
+          <w:bCs/>
+        </w:rPr>
+        <w:t xml:space="preserve"> Multi-User Mode Works:</w:t>
+      </w:r>
+    </w:p>
+    <w:p>
+      <w:pPr>
+        <w:numPr>
+          <w:ilvl w:val="0"/>
+          <w:numId w:val="1"/>
+        </w:numPr>
+        <w:rPr>
+          <w:rFonts w:ascii="Aptos" w:hAnsi="Aptos"/>
+        </w:rPr>
+      </w:pPr>
+      <w:r>
+        <w:rPr>
+          <w:rFonts w:ascii="Aptos" w:hAnsi="Aptos"/>
+        </w:rPr>
+        <w:t>When multiple users are detected, the application creates user-specific subdirectories in each main directory</w:t>
+      </w:r>
+    </w:p>
+    <w:p>
+      <w:pPr>
+        <w:numPr>
+          <w:ilvl w:val="0"/>
+          <w:numId w:val="1"/>
+        </w:numPr>
+        <w:rPr>
+          <w:rFonts w:ascii="Aptos" w:hAnsi="Aptos"/>
+        </w:rPr>
+      </w:pPr>
+      <w:r>
+        <w:rPr>
+          <w:rFonts w:ascii="Aptos" w:hAnsi="Aptos"/>
+        </w:rPr>
+        <w:t>Files from the main directories are copied to each user’s subdirectory</w:t>
+      </w:r>
+    </w:p>
+    <w:p>
+      <w:pPr>
+        <w:numPr>
+          <w:ilvl w:val="0"/>
+          <w:numId w:val="1"/>
+        </w:numPr>
+        <w:rPr>
+          <w:rFonts w:ascii="Aptos" w:hAnsi="Aptos"/>
+        </w:rPr>
+      </w:pPr>
+      <w:r>
+        <w:rPr>
+          <w:rFonts w:ascii="Aptos" w:hAnsi="Aptos"/>
+        </w:rPr>
+        <w:t>Files are uploaded separately for each user using their respective usernames and the same private and public keys</w:t>
+      </w:r>
+    </w:p>
+    <w:p>
+      <w:pPr>
+        <w:numPr>
+          <w:ilvl w:val="0"/>
+          <w:numId w:val="1"/>
+        </w:numPr>
+        <w:rPr>
+          <w:rFonts w:ascii="Aptos" w:hAnsi="Aptos"/>
+        </w:rPr>
+      </w:pPr>
+      <w:r>
+        <w:rPr>
+          <w:rFonts w:ascii="Aptos" w:hAnsi="Aptos"/>
+          <w:b/>
+          <w:bCs/>
+        </w:rPr>
+        <w:lastRenderedPageBreak/>
+        <w:t>Directory structure is automatically created</w:t>
+      </w:r>
+      <w:r>
+        <w:rPr>
+          <w:rFonts w:ascii="Aptos" w:hAnsi="Aptos"/>
+        </w:rPr>
+        <w:t xml:space="preserve"> - if directories don’t exist, they will be created during execution</w:t>
+      </w:r>
+    </w:p>
+    <w:bookmarkEnd w:id="3"/>
+    <w:p>
+      <w:pPr>
+        <w:pStyle w:val="Heading2"/>
+        <w:rPr>
+          <w:b/>
+          <w:bCs/>
+        </w:rPr>
+      </w:pPr>
+      <w:r>
+        <w:rPr>
+          <w:b/>
+          <w:bCs/>
+        </w:rPr>
+        <w:t>Setting Up Multi-User Mode:</w:t>
+      </w:r>
+    </w:p>
+    <w:p>
+      <w:pPr>
+        <w:pStyle w:val="ListParagraph"/>
+        <w:numPr>
+          <w:ilvl w:val="1"/>
+          <w:numId w:val="1"/>
+        </w:numPr>
+        <w:ind w:left="709" w:hanging="283"/>
+        <w:rPr>
+          <w:rFonts w:ascii="Aptos" w:hAnsi="Aptos"/>
+        </w:rPr>
+      </w:pPr>
+      <w:r>
+        <w:rPr>
+          <w:rFonts w:ascii="Aptos" w:hAnsi="Aptos"/>
+        </w:rPr>
+        <w:t xml:space="preserve">Update the SFTP_USER environment variable in </w:t>
+      </w:r>
+      <w:proofErr w:type="spellStart"/>
+      <w:r>
+        <w:rPr>
+          <w:rFonts w:ascii="Aptos" w:hAnsi="Aptos"/>
+        </w:rPr>
+        <w:t>run_</w:t>
+      </w:r>
+      <w:proofErr w:type="gramStart"/>
+      <w:r>
+        <w:rPr>
+          <w:rFonts w:ascii="Aptos" w:hAnsi="Aptos"/>
+        </w:rPr>
+        <w:t>macos.command</w:t>
+      </w:r>
+      <w:proofErr w:type="spellEnd"/>
+      <w:proofErr w:type="gramEnd"/>
+      <w:r>
+        <w:rPr>
+          <w:rFonts w:ascii="Aptos" w:hAnsi="Aptos"/>
+        </w:rPr>
+        <w:t xml:space="preserve"> with comma-separated usernames:</w:t>
+      </w:r>
+    </w:p>
+    <w:p>
+      <w:pPr>
+        <w:pStyle w:val="SourceCode"/>
+        <w:ind w:left="709"/>
+        <w:rPr>
+          <w:rFonts w:ascii="Aptos" w:hAnsi="Aptos"/>
+        </w:rPr>
+      </w:pPr>
+      <w:r>
+        <w:rPr>
+          <w:rStyle w:val="CommentTok"/>
+          <w:rFonts w:ascii="Aptos" w:hAnsi="Aptos"/>
+        </w:rPr>
+        <w:t># SFTP username(s) for authentication</w:t>
+      </w:r>
+      <w:r>
+        <w:rPr>
+          <w:rFonts w:ascii="Aptos" w:hAnsi="Aptos"/>
+        </w:rPr>
+        <w:br/>
+      </w:r>
+      <w:r>
+        <w:rPr>
+          <w:rStyle w:val="CommentTok"/>
+          <w:rFonts w:ascii="Aptos" w:hAnsi="Aptos"/>
+        </w:rPr>
+        <w:t># For single user: export SFTP_USER=username</w:t>
+      </w:r>
+      <w:r>
+        <w:rPr>
+          <w:rFonts w:ascii="Aptos" w:hAnsi="Aptos"/>
+        </w:rPr>
+        <w:br/>
+      </w:r>
+      <w:r>
+        <w:rPr>
+          <w:rStyle w:val="CommentTok"/>
+          <w:rFonts w:ascii="Aptos" w:hAnsi="Aptos"/>
+        </w:rPr>
+        <w:t># For multiple users: separate with commas, e.g., "user</w:t>
+      </w:r>
+      <w:proofErr w:type="gramStart"/>
+      <w:r>
+        <w:rPr>
+          <w:rStyle w:val="CommentTok"/>
+          <w:rFonts w:ascii="Aptos" w:hAnsi="Aptos"/>
+        </w:rPr>
+        <w:t>1,user2,user</w:t>
+      </w:r>
+      <w:proofErr w:type="gramEnd"/>
+      <w:r>
+        <w:rPr>
+          <w:rStyle w:val="CommentTok"/>
+          <w:rFonts w:ascii="Aptos" w:hAnsi="Aptos"/>
+        </w:rPr>
+        <w:t>3"</w:t>
+      </w:r>
+      <w:r>
+        <w:rPr>
+          <w:rFonts w:ascii="Aptos" w:hAnsi="Aptos"/>
+        </w:rPr>
+        <w:br/>
+      </w:r>
+      <w:r>
+        <w:rPr>
+          <w:rStyle w:val="CommentTok"/>
+          <w:rFonts w:ascii="Aptos" w:hAnsi="Aptos"/>
+        </w:rPr>
+        <w:t># Example: export SFTP_USER="user</w:t>
+      </w:r>
+      <w:proofErr w:type="gramStart"/>
+      <w:r>
+        <w:rPr>
+          <w:rStyle w:val="CommentTok"/>
+          <w:rFonts w:ascii="Aptos" w:hAnsi="Aptos"/>
+        </w:rPr>
+        <w:t>1,user2,user</w:t>
+      </w:r>
+      <w:proofErr w:type="gramEnd"/>
+      <w:r>
+        <w:rPr>
+          <w:rStyle w:val="CommentTok"/>
+          <w:rFonts w:ascii="Aptos" w:hAnsi="Aptos"/>
+        </w:rPr>
+        <w:t>3"</w:t>
+      </w:r>
+      <w:r>
+        <w:rPr>
+          <w:rFonts w:ascii="Aptos" w:hAnsi="Aptos"/>
+        </w:rPr>
+        <w:br/>
+      </w:r>
+      <w:r>
+        <w:rPr>
+          <w:rStyle w:val="BuiltInTok"/>
+          <w:rFonts w:ascii="Aptos" w:hAnsi="Aptos"/>
+        </w:rPr>
+        <w:t>se</w:t>
+      </w:r>
+      <w:r>
+        <w:rPr>
+          <w:rStyle w:val="BuiltInTok"/>
+          <w:rFonts w:ascii="Aptos" w:hAnsi="Aptos"/>
+        </w:rPr>
+        <w:t>t</w:t>
+      </w:r>
+      <w:r>
+        <w:rPr>
+          <w:rStyle w:val="NormalTok"/>
+          <w:rFonts w:ascii="Aptos" w:hAnsi="Aptos"/>
+        </w:rPr>
+        <w:t xml:space="preserve"> </w:t>
+      </w:r>
+      <w:r>
+        <w:rPr>
+          <w:rStyle w:val="VariableTok"/>
+          <w:rFonts w:ascii="Aptos" w:hAnsi="Aptos"/>
+        </w:rPr>
+        <w:t>SFTP_USER</w:t>
+      </w:r>
+      <w:r>
+        <w:rPr>
+          <w:rStyle w:val="OperatorTok"/>
+          <w:rFonts w:ascii="Aptos" w:hAnsi="Aptos"/>
+        </w:rPr>
+        <w:t>=</w:t>
+      </w:r>
+    </w:p>
+    <w:p>
+      <w:pPr>
+        <w:rPr>
+          <w:rFonts w:ascii="Aptos" w:hAnsi="Aptos"/>
+        </w:rPr>
+      </w:pPr>
+      <w:r>
+        <w:rPr>
+          <w:rFonts w:ascii="Apple Color Emoji" w:hAnsi="Apple Color Emoji" w:cs="Apple Color Emoji"/>
+        </w:rPr>
+        <w:t>⚠️</w:t>
+      </w:r>
+      <w:r>
+        <w:rPr>
+          <w:rFonts w:ascii="Aptos" w:hAnsi="Aptos"/>
+        </w:rPr>
+        <w:t xml:space="preserve"> </w:t>
+      </w:r>
+      <w:r>
+        <w:rPr>
+          <w:rFonts w:ascii="Aptos" w:hAnsi="Aptos"/>
+          <w:b/>
+          <w:bCs/>
+        </w:rPr>
+        <w:t>Important:</w:t>
+      </w:r>
+      <w:r>
+        <w:rPr>
+          <w:rFonts w:ascii="Aptos" w:hAnsi="Aptos"/>
+        </w:rPr>
+        <w:t xml:space="preserve"> The subdirectory names MUST match exactly with the usernames specified in the SFTP_USER variable.</w:t>
+      </w:r>
+    </w:p>
+    <w:p>
+      <w:pPr>
+        <w:rPr>
+          <w:rFonts w:ascii="Aptos" w:hAnsi="Aptos"/>
+        </w:rPr>
+      </w:pPr>
       <w:r>
         <w:rPr>
           <w:rFonts w:ascii="Aptos" w:hAnsi="Aptos"/>
@@ -220,7 +796,7 @@
           <w:bCs/>
         </w:rPr>
       </w:pPr>
-      <w:bookmarkStart w:id="2" w:name="prerequisites"/>
+      <w:bookmarkStart w:id="4" w:name="prerequisites"/>
       <w:r>
         <w:rPr>
           <w:rFonts w:ascii="Aptos" w:hAnsi="Aptos"/>
@@ -234,7 +810,7 @@
       <w:pPr>
         <w:numPr>
           <w:ilvl w:val="0"/>
-          <w:numId w:val="1"/>
+          <w:numId w:val="17"/>
         </w:numPr>
         <w:rPr>
           <w:rFonts w:ascii="Aptos" w:hAnsi="Aptos"/>
@@ -267,7 +843,7 @@
       <w:pPr>
         <w:numPr>
           <w:ilvl w:val="0"/>
-          <w:numId w:val="1"/>
+          <w:numId w:val="17"/>
         </w:numPr>
         <w:rPr>
           <w:rFonts w:ascii="Aptos" w:hAnsi="Aptos"/>
@@ -306,7 +882,7 @@
       <w:pPr>
         <w:numPr>
           <w:ilvl w:val="0"/>
-          <w:numId w:val="1"/>
+          <w:numId w:val="17"/>
         </w:numPr>
         <w:rPr>
           <w:rFonts w:ascii="Aptos" w:hAnsi="Aptos"/>
@@ -477,8 +1053,8 @@
           <w:bCs/>
         </w:rPr>
       </w:pPr>
-      <w:bookmarkStart w:id="3" w:name="environment-variables"/>
-      <w:bookmarkEnd w:id="2"/>
+      <w:bookmarkStart w:id="5" w:name="environment-variables"/>
+      <w:bookmarkEnd w:id="4"/>
       <w:r>
         <w:rPr>
           <w:rFonts w:ascii="Aptos" w:hAnsi="Aptos"/>
@@ -495,8 +1071,8 @@
           <w:rFonts w:ascii="Aptos" w:hAnsi="Aptos"/>
         </w:rPr>
       </w:pPr>
-      <w:bookmarkStart w:id="4" w:name="sftp_portfolio_file_mapper"/>
-      <w:bookmarkStart w:id="5" w:name="examples-and-explanations"/>
+      <w:bookmarkStart w:id="6" w:name="sftp_portfolio_file_mapper"/>
+      <w:bookmarkStart w:id="7" w:name="examples-and-explanations"/>
       <w:r>
         <w:rPr>
           <w:rFonts w:ascii="Aptos" w:hAnsi="Aptos"/>
@@ -523,7 +1099,7 @@
           <w:rFonts w:ascii="Aptos" w:hAnsi="Aptos"/>
         </w:rPr>
       </w:pPr>
-      <w:bookmarkStart w:id="6" w:name="sftp_server"/>
+      <w:bookmarkStart w:id="8" w:name="sftp_server"/>
       <w:r>
         <w:rPr>
           <w:rFonts w:ascii="Aptos" w:hAnsi="Aptos"/>
@@ -572,29 +1148,29 @@
           <w:b/>
           <w:bCs/>
         </w:rPr>
+        <w:t>Example</w:t>
+      </w:r>
+      <w:r>
+        <w:rPr>
+          <w:rFonts w:ascii="Aptos" w:hAnsi="Aptos"/>
+        </w:rPr>
+        <w:t>: sftp.example.com or 192.168.1.100</w:t>
+      </w:r>
+    </w:p>
+    <w:p>
+      <w:pPr>
+        <w:pStyle w:val="Heading4"/>
+        <w:rPr>
+          <w:rFonts w:ascii="Aptos" w:hAnsi="Aptos"/>
+        </w:rPr>
+      </w:pPr>
+      <w:bookmarkStart w:id="9" w:name="sftp_user"/>
+      <w:bookmarkEnd w:id="8"/>
+      <w:r>
+        <w:rPr>
+          <w:rFonts w:ascii="Aptos" w:hAnsi="Aptos"/>
+        </w:rPr>
         <w:lastRenderedPageBreak/>
-        <w:t>Example</w:t>
-      </w:r>
-      <w:r>
-        <w:rPr>
-          <w:rFonts w:ascii="Aptos" w:hAnsi="Aptos"/>
-        </w:rPr>
-        <w:t>: sftp.example.com or 192.168.1.100</w:t>
-      </w:r>
-    </w:p>
-    <w:p>
-      <w:pPr>
-        <w:pStyle w:val="Heading4"/>
-        <w:rPr>
-          <w:rFonts w:ascii="Aptos" w:hAnsi="Aptos"/>
-        </w:rPr>
-      </w:pPr>
-      <w:bookmarkStart w:id="7" w:name="sftp_user"/>
-      <w:bookmarkEnd w:id="6"/>
-      <w:r>
-        <w:rPr>
-          <w:rFonts w:ascii="Aptos" w:hAnsi="Aptos"/>
-        </w:rPr>
         <w:t>SFTP_USER</w:t>
       </w:r>
     </w:p>
@@ -604,23 +1180,18 @@
           <w:ilvl w:val="0"/>
           <w:numId w:val="2"/>
         </w:numPr>
-        <w:rPr>
-          <w:rFonts w:ascii="Aptos" w:hAnsi="Aptos"/>
-        </w:rPr>
-      </w:pPr>
-      <w:r>
-        <w:rPr>
-          <w:rFonts w:ascii="Aptos" w:hAnsi="Aptos"/>
+      </w:pPr>
+      <w:bookmarkStart w:id="10" w:name="sftp_private_key"/>
+      <w:bookmarkEnd w:id="9"/>
+      <w:r>
+        <w:rPr>
           <w:b/>
           <w:bCs/>
         </w:rPr>
         <w:t>Purpose</w:t>
       </w:r>
       <w:r>
-        <w:rPr>
-          <w:rFonts w:ascii="Aptos" w:hAnsi="Aptos"/>
-        </w:rPr>
-        <w:t>: The username used for authenticating with the SFTP server.</w:t>
+        <w:t>: The username(s) used for authenticating with the SFTP server.</w:t>
       </w:r>
     </w:p>
     <w:p>
@@ -629,48 +1200,22 @@
           <w:ilvl w:val="0"/>
           <w:numId w:val="2"/>
         </w:numPr>
-        <w:rPr>
-          <w:rFonts w:ascii="Aptos" w:hAnsi="Aptos"/>
-        </w:rPr>
-      </w:pPr>
-      <w:r>
-        <w:rPr>
-          <w:rFonts w:ascii="Aptos" w:hAnsi="Aptos"/>
-          <w:b/>
-          <w:bCs/>
-        </w:rPr>
-        <w:t>Example</w:t>
-      </w:r>
-      <w:r>
-        <w:rPr>
-          <w:rFonts w:ascii="Aptos" w:hAnsi="Aptos"/>
-        </w:rPr>
+      </w:pPr>
+      <w:r>
+        <w:rPr>
+          <w:b/>
+          <w:bCs/>
+        </w:rPr>
+        <w:t>Single-User Example</w:t>
+      </w:r>
+      <w:r>
         <w:t xml:space="preserve">: </w:t>
       </w:r>
       <w:proofErr w:type="spellStart"/>
       <w:r>
-        <w:rPr>
-          <w:rFonts w:ascii="Aptos" w:hAnsi="Aptos"/>
-        </w:rPr>
         <w:t>sftpuser</w:t>
       </w:r>
       <w:proofErr w:type="spellEnd"/>
-    </w:p>
-    <w:p>
-      <w:pPr>
-        <w:pStyle w:val="Heading4"/>
-        <w:rPr>
-          <w:rFonts w:ascii="Aptos" w:hAnsi="Aptos"/>
-        </w:rPr>
-      </w:pPr>
-      <w:bookmarkStart w:id="8" w:name="sftp_private_key"/>
-      <w:bookmarkEnd w:id="7"/>
-      <w:r>
-        <w:rPr>
-          <w:rFonts w:ascii="Aptos" w:hAnsi="Aptos"/>
-        </w:rPr>
-        <w:t>SFTP_PRIVATE_KEY</w:t>
-      </w:r>
     </w:p>
     <w:p>
       <w:pPr>
@@ -678,23 +1223,109 @@
           <w:ilvl w:val="0"/>
           <w:numId w:val="2"/>
         </w:numPr>
-        <w:rPr>
-          <w:rFonts w:ascii="Aptos" w:hAnsi="Aptos"/>
-        </w:rPr>
-      </w:pPr>
-      <w:r>
-        <w:rPr>
-          <w:rFonts w:ascii="Aptos" w:hAnsi="Aptos"/>
-          <w:b/>
-          <w:bCs/>
-        </w:rPr>
-        <w:t>Purpose</w:t>
-      </w:r>
-      <w:r>
-        <w:rPr>
-          <w:rFonts w:ascii="Aptos" w:hAnsi="Aptos"/>
-        </w:rPr>
-        <w:t>: Path to the private SSH key file used for SFTP authentication.</w:t>
+      </w:pPr>
+      <w:r>
+        <w:rPr>
+          <w:b/>
+          <w:bCs/>
+        </w:rPr>
+        <w:t>Multi-User Example</w:t>
+      </w:r>
+      <w:r>
+        <w:t>: user</w:t>
+      </w:r>
+      <w:proofErr w:type="gramStart"/>
+      <w:r>
+        <w:t>1,user2,user</w:t>
+      </w:r>
+      <w:proofErr w:type="gramEnd"/>
+      <w:r>
+        <w:t>3</w:t>
+      </w:r>
+    </w:p>
+    <w:p>
+      <w:pPr>
+        <w:numPr>
+          <w:ilvl w:val="0"/>
+          <w:numId w:val="18"/>
+        </w:numPr>
+      </w:pPr>
+      <w:r>
+        <w:t>When multiple users are specified:</w:t>
+      </w:r>
+    </w:p>
+    <w:p>
+      <w:pPr>
+        <w:numPr>
+          <w:ilvl w:val="1"/>
+          <w:numId w:val="2"/>
+        </w:numPr>
+      </w:pPr>
+      <w:r>
+        <w:t xml:space="preserve">User-specific subfolders can be automatically created in </w:t>
+      </w:r>
+      <w:proofErr w:type="spellStart"/>
+      <w:r>
+        <w:t>user_indicator</w:t>
+      </w:r>
+      <w:proofErr w:type="spellEnd"/>
+      <w:r>
+        <w:t xml:space="preserve">, </w:t>
+      </w:r>
+      <w:proofErr w:type="spellStart"/>
+      <w:r>
+        <w:t>macro_indicator</w:t>
+      </w:r>
+      <w:proofErr w:type="spellEnd"/>
+      <w:r>
+        <w:t>, and portfolio directories or can be created manually.</w:t>
+      </w:r>
+    </w:p>
+    <w:p>
+      <w:pPr>
+        <w:numPr>
+          <w:ilvl w:val="1"/>
+          <w:numId w:val="2"/>
+        </w:numPr>
+      </w:pPr>
+      <w:r>
+        <w:t>Each subfolder name must match the corresponding username exactly</w:t>
+      </w:r>
+    </w:p>
+    <w:p>
+      <w:pPr>
+        <w:numPr>
+          <w:ilvl w:val="1"/>
+          <w:numId w:val="2"/>
+        </w:numPr>
+      </w:pPr>
+      <w:r>
+        <w:t>Files from main directories are distributed to all user directories</w:t>
+      </w:r>
+    </w:p>
+    <w:p>
+      <w:pPr>
+        <w:numPr>
+          <w:ilvl w:val="1"/>
+          <w:numId w:val="2"/>
+        </w:numPr>
+      </w:pPr>
+      <w:r>
+        <w:t>The application uploads files for each user with their respective username and the same private/public keys</w:t>
+      </w:r>
+    </w:p>
+    <w:p>
+      <w:pPr>
+        <w:pStyle w:val="Heading4"/>
+        <w:rPr>
+          <w:rFonts w:ascii="Aptos" w:hAnsi="Aptos"/>
+        </w:rPr>
+      </w:pPr>
+      <w:r>
+        <w:rPr>
+          <w:rFonts w:ascii="Aptos" w:hAnsi="Aptos"/>
+        </w:rPr>
+        <w:t>SFTP_PRIVATE_KEY</w:t>
       </w:r>
     </w:p>
     <w:p>
@@ -713,29 +1344,13 @@
           <w:b/>
           <w:bCs/>
         </w:rPr>
-        <w:t>Example</w:t>
-      </w:r>
-      <w:r>
-        <w:rPr>
-          <w:rFonts w:ascii="Aptos" w:hAnsi="Aptos"/>
-        </w:rPr>
-        <w:t>: C:\Users\youruser\.ssh\id_rsa</w:t>
-      </w:r>
-    </w:p>
-    <w:p>
-      <w:pPr>
-        <w:pStyle w:val="Heading4"/>
-        <w:rPr>
-          <w:rFonts w:ascii="Aptos" w:hAnsi="Aptos"/>
-        </w:rPr>
-      </w:pPr>
-      <w:bookmarkStart w:id="9" w:name="sftp_phrase"/>
-      <w:bookmarkEnd w:id="8"/>
-      <w:r>
-        <w:rPr>
-          <w:rFonts w:ascii="Aptos" w:hAnsi="Aptos"/>
-        </w:rPr>
-        <w:t>SFTP_PHRASE</w:t>
+        <w:t>Purpose</w:t>
+      </w:r>
+      <w:r>
+        <w:rPr>
+          <w:rFonts w:ascii="Aptos" w:hAnsi="Aptos"/>
+        </w:rPr>
+        <w:t>: Path to the private SSH key file used for SFTP authentication.</w:t>
       </w:r>
     </w:p>
     <w:p>
@@ -754,13 +1369,29 @@
           <w:b/>
           <w:bCs/>
         </w:rPr>
-        <w:t>Purpose</w:t>
-      </w:r>
-      <w:r>
-        <w:rPr>
-          <w:rFonts w:ascii="Aptos" w:hAnsi="Aptos"/>
-        </w:rPr>
-        <w:t>: Passphrase for the private SSH key, if required. Leave empty if the key is not encrypted.</w:t>
+        <w:t>Example</w:t>
+      </w:r>
+      <w:r>
+        <w:rPr>
+          <w:rFonts w:ascii="Aptos" w:hAnsi="Aptos"/>
+        </w:rPr>
+        <w:t>: C:\Users\youruser\.ssh\id_rsa</w:t>
+      </w:r>
+    </w:p>
+    <w:p>
+      <w:pPr>
+        <w:pStyle w:val="Heading4"/>
+        <w:rPr>
+          <w:rFonts w:ascii="Aptos" w:hAnsi="Aptos"/>
+        </w:rPr>
+      </w:pPr>
+      <w:bookmarkStart w:id="11" w:name="sftp_phrase"/>
+      <w:bookmarkEnd w:id="10"/>
+      <w:r>
+        <w:rPr>
+          <w:rFonts w:ascii="Aptos" w:hAnsi="Aptos"/>
+        </w:rPr>
+        <w:t>SFTP_PHRASE</w:t>
       </w:r>
     </w:p>
     <w:p>
@@ -779,6 +1410,31 @@
           <w:b/>
           <w:bCs/>
         </w:rPr>
+        <w:t>Purpose</w:t>
+      </w:r>
+      <w:r>
+        <w:rPr>
+          <w:rFonts w:ascii="Aptos" w:hAnsi="Aptos"/>
+        </w:rPr>
+        <w:t>: Passphrase for the private SSH key, if required. Leave empty if the key is not encrypted.</w:t>
+      </w:r>
+    </w:p>
+    <w:p>
+      <w:pPr>
+        <w:numPr>
+          <w:ilvl w:val="0"/>
+          <w:numId w:val="2"/>
+        </w:numPr>
+        <w:rPr>
+          <w:rFonts w:ascii="Aptos" w:hAnsi="Aptos"/>
+        </w:rPr>
+      </w:pPr>
+      <w:r>
+        <w:rPr>
+          <w:rFonts w:ascii="Aptos" w:hAnsi="Aptos"/>
+          <w:b/>
+          <w:bCs/>
+        </w:rPr>
         <w:t>Example</w:t>
       </w:r>
       <w:r>
@@ -817,8 +1473,8 @@
           <w:rFonts w:ascii="Aptos" w:hAnsi="Aptos"/>
         </w:rPr>
       </w:pPr>
-      <w:bookmarkStart w:id="10" w:name="sftp_local_user_indicator_directory"/>
-      <w:bookmarkEnd w:id="9"/>
+      <w:bookmarkStart w:id="12" w:name="sftp_local_user_indicator_directory"/>
+      <w:bookmarkEnd w:id="11"/>
       <w:r>
         <w:rPr>
           <w:rFonts w:ascii="Aptos" w:hAnsi="Aptos"/>
@@ -883,8 +1539,8 @@
           <w:rFonts w:ascii="Aptos" w:hAnsi="Aptos"/>
         </w:rPr>
       </w:pPr>
-      <w:bookmarkStart w:id="11" w:name="sftp_local_macro_indicator_directory"/>
-      <w:bookmarkEnd w:id="10"/>
+      <w:bookmarkStart w:id="13" w:name="sftp_local_macro_indicator_directory"/>
+      <w:bookmarkEnd w:id="12"/>
       <w:r>
         <w:rPr>
           <w:rFonts w:ascii="Aptos" w:hAnsi="Aptos"/>
@@ -950,8 +1606,8 @@
           <w:rFonts w:ascii="Aptos" w:hAnsi="Aptos"/>
         </w:rPr>
       </w:pPr>
-      <w:bookmarkStart w:id="12" w:name="sftp_local_portfolio_directory"/>
-      <w:bookmarkEnd w:id="11"/>
+      <w:bookmarkStart w:id="14" w:name="sftp_local_portfolio_directory"/>
+      <w:bookmarkEnd w:id="13"/>
       <w:r>
         <w:rPr>
           <w:rFonts w:ascii="Aptos" w:hAnsi="Aptos"/>
@@ -1008,7 +1664,7 @@
         </w:rPr>
         <w:t>: C:\Users\youruser\sftpclient\portfolio</w:t>
       </w:r>
-      <w:bookmarkEnd w:id="12"/>
+      <w:bookmarkEnd w:id="14"/>
     </w:p>
     <w:p>
       <w:pPr>
@@ -1063,7 +1719,7 @@
       </w:r>
       <w:r>
         <w:rPr>
-          <w:rFonts w:ascii="Helvetica Neue" w:hAnsi="Helvetica Neue" w:cs="Helvetica Neue"/>
+          <w:rFonts w:ascii="Aptos" w:hAnsi="Aptos" w:cs="Helvetica Neue"/>
           <w:color w:val="000000"/>
           <w:lang w:val="en-GB"/>
         </w:rPr>
@@ -1108,19 +1764,7 @@
         <w:rPr>
           <w:rFonts w:ascii="Aptos" w:hAnsi="Aptos"/>
         </w:rPr>
-        <w:t>(</w:t>
-      </w:r>
-      <w:r>
-        <w:rPr>
-          <w:rFonts w:ascii="Aptos" w:hAnsi="Aptos"/>
-        </w:rPr>
-        <w:t>There should be no hyphens/dashes in the portfolio names (e.g. Portfolio1 as below)</w:t>
-      </w:r>
-      <w:r>
-        <w:rPr>
-          <w:rFonts w:ascii="Aptos" w:hAnsi="Aptos"/>
-        </w:rPr>
-        <w:t xml:space="preserve">)  </w:t>
+        <w:t xml:space="preserve">(There should be no hyphens/dashes in the portfolio names (e.g. Portfolio1 as below))  </w:t>
       </w:r>
     </w:p>
     <w:p>
@@ -1192,6 +1836,7 @@
           <w:b/>
           <w:bCs/>
         </w:rPr>
+        <w:lastRenderedPageBreak/>
         <w:t>Mock File Name</w:t>
       </w:r>
       <w:r>
@@ -1266,19 +1911,7 @@
         <w:rPr>
           <w:rFonts w:ascii="Aptos" w:hAnsi="Aptos"/>
         </w:rPr>
-        <w:t>(</w:t>
-      </w:r>
-      <w:r>
-        <w:rPr>
-          <w:rFonts w:ascii="Aptos" w:hAnsi="Aptos"/>
-        </w:rPr>
-        <w:t>The substring Portfolio1 in the file name matches the mapping PortfolioExternalId1-Portfolio1. The file is renamed to PortfolioExternalId1-[timestamp]-[operation].csv before being uploaded</w:t>
-      </w:r>
-      <w:r>
-        <w:rPr>
-          <w:rFonts w:ascii="Aptos" w:hAnsi="Aptos"/>
-        </w:rPr>
-        <w:t>)</w:t>
+        <w:t>(The substring Portfolio1 in the file name matches the mapping PortfolioExternalId1-Portfolio1. The file is renamed to PortfolioExternalId1-[timestamp]-[operation].csv before being uploaded)</w:t>
       </w:r>
     </w:p>
     <w:p>
@@ -1289,8 +1922,8 @@
           <w:rFonts w:ascii="Aptos" w:hAnsi="Aptos"/>
         </w:rPr>
       </w:pPr>
-      <w:bookmarkStart w:id="13" w:name="Xf2655bce2f16571165a920dca7da9b047e89e88"/>
-      <w:bookmarkEnd w:id="4"/>
+      <w:bookmarkStart w:id="15" w:name="Xf2655bce2f16571165a920dca7da9b047e89e88"/>
+      <w:bookmarkEnd w:id="6"/>
       <w:r>
         <w:rPr>
           <w:rFonts w:ascii="Aptos" w:hAnsi="Aptos"/>
@@ -1337,13 +1970,7 @@
         <w:rPr>
           <w:rFonts w:ascii="Aptos" w:hAnsi="Aptos"/>
         </w:rPr>
-        <w:t>F = replace file</w:t>
-      </w:r>
-      <w:r>
-        <w:rPr>
-          <w:rFonts w:ascii="Aptos" w:hAnsi="Aptos"/>
-        </w:rPr>
-        <w:t xml:space="preserve"> and delete history</w:t>
+        <w:t>F = replace file and delete history</w:t>
       </w:r>
     </w:p>
     <w:p>
@@ -1360,7 +1987,6 @@
         <w:rPr>
           <w:rFonts w:ascii="Aptos" w:hAnsi="Aptos"/>
         </w:rPr>
-        <w:lastRenderedPageBreak/>
         <w:t>M = modify file</w:t>
       </w:r>
     </w:p>
@@ -1436,8 +2062,8 @@
           <w:rFonts w:ascii="Aptos" w:hAnsi="Aptos"/>
         </w:rPr>
       </w:pPr>
-      <w:bookmarkStart w:id="14" w:name="sftp_user_indicator_file_mapper"/>
-      <w:bookmarkEnd w:id="13"/>
+      <w:bookmarkStart w:id="16" w:name="sftp_user_indicator_file_mapper"/>
+      <w:bookmarkEnd w:id="15"/>
       <w:r>
         <w:rPr>
           <w:rFonts w:ascii="Aptos" w:hAnsi="Aptos"/>
@@ -1551,25 +2177,7 @@
         <w:rPr>
           <w:rFonts w:ascii="Aptos" w:hAnsi="Aptos"/>
         </w:rPr>
-        <w:t xml:space="preserve">: </w:t>
-      </w:r>
-      <w:r>
-        <w:rPr>
-          <w:rFonts w:ascii="Aptos" w:hAnsi="Aptos"/>
-        </w:rPr>
-        <w:t>“</w:t>
-      </w:r>
-      <w:r>
-        <w:rPr>
-          <w:rFonts w:ascii="Aptos" w:hAnsi="Aptos"/>
-        </w:rPr>
-        <w:t>UserIndicator1_Data.csv</w:t>
-      </w:r>
-      <w:r>
-        <w:rPr>
-          <w:rFonts w:ascii="Aptos" w:hAnsi="Aptos"/>
-        </w:rPr>
-        <w:t xml:space="preserve">” </w:t>
+        <w:t xml:space="preserve">: “UserIndicator1_Data.csv” </w:t>
       </w:r>
       <w:r>
         <w:rPr>
@@ -1581,19 +2189,7 @@
         <w:rPr>
           <w:rFonts w:ascii="Aptos" w:hAnsi="Aptos"/>
         </w:rPr>
-        <w:t xml:space="preserve"> renamed to “</w:t>
-      </w:r>
-      <w:r>
-        <w:rPr>
-          <w:rFonts w:ascii="Aptos" w:hAnsi="Aptos"/>
-        </w:rPr>
-        <w:t>UserExternalId1-[timestamp]-[operation].csv</w:t>
-      </w:r>
-      <w:r>
-        <w:rPr>
-          <w:rFonts w:ascii="Aptos" w:hAnsi="Aptos"/>
-        </w:rPr>
-        <w:t>” and zipped before upload</w:t>
+        <w:t xml:space="preserve"> renamed to “UserExternalId1-[timestamp]-[operation].csv” and zipped before upload</w:t>
       </w:r>
     </w:p>
     <w:p>
@@ -1604,8 +2200,8 @@
           <w:rFonts w:ascii="Aptos" w:hAnsi="Aptos"/>
         </w:rPr>
       </w:pPr>
-      <w:bookmarkStart w:id="15" w:name="Xebc0dc31af3f15e83f138c086413bfda441af70"/>
-      <w:bookmarkEnd w:id="14"/>
+      <w:bookmarkStart w:id="17" w:name="Xebc0dc31af3f15e83f138c086413bfda441af70"/>
+      <w:bookmarkEnd w:id="16"/>
       <w:r>
         <w:rPr>
           <w:rFonts w:ascii="Aptos" w:hAnsi="Aptos"/>
@@ -1658,13 +2254,7 @@
         <w:rPr>
           <w:rFonts w:ascii="Aptos" w:hAnsi="Aptos"/>
         </w:rPr>
-        <w:t>F = replace file</w:t>
-      </w:r>
-      <w:r>
-        <w:rPr>
-          <w:rFonts w:ascii="Aptos" w:hAnsi="Aptos"/>
-        </w:rPr>
-        <w:t xml:space="preserve"> and delete history</w:t>
+        <w:t>F = replace file and delete history</w:t>
       </w:r>
     </w:p>
     <w:p>
@@ -1731,8 +2321,8 @@
           <w:rFonts w:ascii="Aptos" w:hAnsi="Aptos"/>
         </w:rPr>
       </w:pPr>
-      <w:bookmarkStart w:id="16" w:name="sftp_macro_indicator_file_mapper"/>
-      <w:bookmarkEnd w:id="15"/>
+      <w:bookmarkStart w:id="18" w:name="sftp_macro_indicator_file_mapper"/>
+      <w:bookmarkEnd w:id="17"/>
       <w:r>
         <w:rPr>
           <w:rFonts w:ascii="Aptos" w:hAnsi="Aptos"/>
@@ -1864,13 +2454,7 @@
         <w:rPr>
           <w:rFonts w:ascii="Aptos" w:hAnsi="Aptos"/>
         </w:rPr>
-        <w:t>”</w:t>
-      </w:r>
-      <w:r>
-        <w:rPr>
-          <w:rFonts w:ascii="Aptos" w:hAnsi="Aptos"/>
-        </w:rPr>
-        <w:t xml:space="preserve"> </w:t>
+        <w:t xml:space="preserve">” </w:t>
       </w:r>
       <w:r>
         <w:rPr>
@@ -1882,19 +2466,7 @@
         <w:rPr>
           <w:rFonts w:ascii="Aptos" w:hAnsi="Aptos"/>
         </w:rPr>
-        <w:t xml:space="preserve"> renamed to “</w:t>
-      </w:r>
-      <w:r>
-        <w:rPr>
-          <w:rFonts w:ascii="Aptos" w:hAnsi="Aptos"/>
-        </w:rPr>
-        <w:t>MacroExternalId1-[timestamp]-[operation].csv</w:t>
-      </w:r>
-      <w:r>
-        <w:rPr>
-          <w:rFonts w:ascii="Aptos" w:hAnsi="Aptos"/>
-        </w:rPr>
-        <w:t>”</w:t>
+        <w:t xml:space="preserve"> renamed to “MacroExternalId1-[timestamp]-[operation].csv”</w:t>
       </w:r>
     </w:p>
     <w:p>
@@ -1905,8 +2477,8 @@
           <w:rFonts w:ascii="Aptos" w:hAnsi="Aptos"/>
         </w:rPr>
       </w:pPr>
-      <w:bookmarkStart w:id="17" w:name="Xc97dc3dd1b5e7dc8bf1f434c63922d70f72bd00"/>
-      <w:bookmarkEnd w:id="16"/>
+      <w:bookmarkStart w:id="19" w:name="Xc97dc3dd1b5e7dc8bf1f434c63922d70f72bd00"/>
+      <w:bookmarkEnd w:id="18"/>
       <w:r>
         <w:rPr>
           <w:rFonts w:ascii="Aptos" w:hAnsi="Aptos"/>
@@ -1987,6 +2559,7 @@
         <w:rPr>
           <w:rFonts w:ascii="Aptos" w:hAnsi="Aptos"/>
         </w:rPr>
+        <w:lastRenderedPageBreak/>
         <w:t>Files will be uploaded with the “replace” operation unless specified otherwise.</w:t>
       </w:r>
     </w:p>
@@ -2013,12 +2586,12 @@
           <w:rFonts w:ascii="Aptos" w:hAnsi="Aptos"/>
         </w:rPr>
       </w:pPr>
-      <w:bookmarkStart w:id="18" w:name="notes-for-users"/>
-      <w:bookmarkEnd w:id="5"/>
-      <w:bookmarkEnd w:id="17"/>
-      <w:r>
-        <w:rPr>
-          <w:rFonts w:ascii="Segoe UI Emoji" w:hAnsi="Segoe UI Emoji" w:cs="Segoe UI Emoji"/>
+      <w:bookmarkStart w:id="20" w:name="notes-for-users"/>
+      <w:bookmarkEnd w:id="7"/>
+      <w:bookmarkEnd w:id="19"/>
+      <w:r>
+        <w:rPr>
+          <w:rFonts w:ascii="Apple Color Emoji" w:hAnsi="Apple Color Emoji" w:cs="Apple Color Emoji"/>
         </w:rPr>
         <w:t>✅</w:t>
       </w:r>
@@ -2040,13 +2613,7 @@
         <w:rPr>
           <w:rFonts w:ascii="Aptos" w:hAnsi="Aptos"/>
         </w:rPr>
-        <w:t xml:space="preserve"> </w:t>
-      </w:r>
-      <w:r>
-        <w:rPr>
-          <w:rFonts w:ascii="Aptos" w:hAnsi="Aptos"/>
-        </w:rPr>
-        <w:t>If you encounter issues, check the log file (log.txt) in the application’s directory for details.</w:t>
+        <w:t xml:space="preserve"> If you encounter issues, check the log file (log.txt) in the application’s directory for details.</w:t>
       </w:r>
     </w:p>
     <w:p>
@@ -2075,16 +2642,15 @@
           <w:bCs/>
         </w:rPr>
       </w:pPr>
-      <w:bookmarkStart w:id="19" w:name="steps-to-run-sftpclient.jar-manually"/>
-      <w:bookmarkEnd w:id="3"/>
-      <w:bookmarkEnd w:id="18"/>
-      <w:r>
-        <w:rPr>
-          <w:rFonts w:ascii="Aptos" w:hAnsi="Aptos"/>
-          <w:b/>
-          <w:bCs/>
-        </w:rPr>
-        <w:lastRenderedPageBreak/>
+      <w:bookmarkStart w:id="21" w:name="steps-to-run-sftpclient.jar-manually"/>
+      <w:bookmarkEnd w:id="5"/>
+      <w:bookmarkEnd w:id="20"/>
+      <w:r>
+        <w:rPr>
+          <w:rFonts w:ascii="Aptos" w:hAnsi="Aptos"/>
+          <w:b/>
+          <w:bCs/>
+        </w:rPr>
         <w:t>Manual Execution Steps</w:t>
       </w:r>
     </w:p>
@@ -2127,19 +2693,7 @@
         <w:rPr>
           <w:rFonts w:ascii="Aptos" w:hAnsi="Aptos"/>
         </w:rPr>
-        <w:t xml:space="preserve">Open run_windows.bat in a text editor </w:t>
-      </w:r>
-      <w:r>
-        <w:rPr>
-          <w:rFonts w:ascii="Aptos" w:hAnsi="Aptos"/>
-        </w:rPr>
-        <w:t xml:space="preserve">(through right click menu) </w:t>
-      </w:r>
-      <w:r>
-        <w:rPr>
-          <w:rFonts w:ascii="Aptos" w:hAnsi="Aptos"/>
-        </w:rPr>
-        <w:t>and update environment variables with values specific to your setup.</w:t>
+        <w:t>Open run_windows.bat in a text editor (through right click menu) and update environment variables with values specific to your setup.</w:t>
       </w:r>
     </w:p>
     <w:p>
@@ -2238,8 +2792,8 @@
           <w:bCs/>
         </w:rPr>
       </w:pPr>
-      <w:bookmarkStart w:id="20" w:name="Xc03131bb323849740b30e5cac00ee95021fcbf2"/>
-      <w:bookmarkEnd w:id="19"/>
+      <w:bookmarkStart w:id="22" w:name="Xc03131bb323849740b30e5cac00ee95021fcbf2"/>
+      <w:bookmarkEnd w:id="21"/>
       <w:r>
         <w:rPr>
           <w:rFonts w:ascii="Aptos" w:hAnsi="Aptos"/>
@@ -2562,6 +3116,7 @@
         <w:rPr>
           <w:rFonts w:ascii="Aptos" w:hAnsi="Aptos"/>
         </w:rPr>
+        <w:lastRenderedPageBreak/>
         <w:t xml:space="preserve">If one does not wish to store a password, select </w:t>
       </w:r>
       <w:r>
@@ -2624,8 +3179,8 @@
           <w:bCs/>
         </w:rPr>
       </w:pPr>
-      <w:bookmarkStart w:id="21" w:name="remove-the-scheduled-task"/>
-      <w:bookmarkEnd w:id="20"/>
+      <w:bookmarkStart w:id="23" w:name="remove-the-scheduled-task"/>
+      <w:bookmarkEnd w:id="22"/>
       <w:r>
         <w:rPr>
           <w:rFonts w:ascii="Aptos" w:hAnsi="Aptos"/>
@@ -2681,7 +3236,6 @@
         <w:rPr>
           <w:rFonts w:ascii="Aptos" w:hAnsi="Aptos"/>
         </w:rPr>
-        <w:lastRenderedPageBreak/>
         <w:t xml:space="preserve">Double-click </w:t>
       </w:r>
       <w:r>
@@ -2768,23 +3322,15 @@
           <w:bCs/>
         </w:rPr>
       </w:pPr>
-      <w:bookmarkStart w:id="22" w:name="notes"/>
-      <w:bookmarkEnd w:id="21"/>
-      <w:r>
-        <w:rPr>
-          <w:rFonts w:ascii="Aptos" w:hAnsi="Aptos"/>
-          <w:b/>
-          <w:bCs/>
-        </w:rPr>
-        <w:t xml:space="preserve">Important </w:t>
-      </w:r>
-      <w:r>
-        <w:rPr>
-          <w:rFonts w:ascii="Aptos" w:hAnsi="Aptos"/>
-          <w:b/>
-          <w:bCs/>
-        </w:rPr>
-        <w:t>Notes</w:t>
+      <w:bookmarkStart w:id="24" w:name="notes"/>
+      <w:bookmarkEnd w:id="23"/>
+      <w:r>
+        <w:rPr>
+          <w:rFonts w:ascii="Aptos" w:hAnsi="Aptos"/>
+          <w:b/>
+          <w:bCs/>
+        </w:rPr>
+        <w:t>Important Notes</w:t>
       </w:r>
     </w:p>
     <w:p>
@@ -2927,8 +3473,8 @@
           <w:bCs/>
         </w:rPr>
       </w:pPr>
-      <w:bookmarkStart w:id="23" w:name="file-structure"/>
-      <w:bookmarkEnd w:id="22"/>
+      <w:bookmarkStart w:id="25" w:name="file-structure"/>
+      <w:bookmarkEnd w:id="24"/>
       <w:r>
         <w:rPr>
           <w:rFonts w:ascii="Aptos" w:hAnsi="Aptos"/>
@@ -2940,34 +3486,248 @@
     </w:p>
     <w:p>
       <w:pPr>
-        <w:rPr>
-          <w:rFonts w:ascii="Aptos" w:hAnsi="Aptos"/>
-        </w:rPr>
-      </w:pPr>
-      <w:r>
-        <w:rPr>
-          <w:rFonts w:ascii="Aptos" w:hAnsi="Aptos"/>
-        </w:rPr>
-        <w:t>The directory should have the following structure:</w:t>
+        <w:pStyle w:val="Heading2"/>
+        <w:rPr>
+          <w:b/>
+          <w:bCs/>
+        </w:rPr>
+      </w:pPr>
+      <w:bookmarkStart w:id="26" w:name="single-user-mode-structure"/>
+      <w:r>
+        <w:rPr>
+          <w:b/>
+          <w:bCs/>
+        </w:rPr>
+        <w:t>Single-User Mode Structure:</w:t>
       </w:r>
     </w:p>
     <w:p>
       <w:pPr>
         <w:pStyle w:val="SourceCode"/>
-        <w:rPr>
-          <w:rFonts w:ascii="Aptos" w:hAnsi="Aptos"/>
-        </w:rPr>
-      </w:pPr>
-      <w:r>
-        <w:rPr>
-          <w:rFonts w:ascii="Aptos" w:hAnsi="Aptos"/>
-        </w:rPr>
+      </w:pPr>
+      <w:r>
+        <w:t>/</w:t>
+      </w:r>
+      <w:proofErr w:type="gramStart"/>
+      <w:r>
+        <w:t>your</w:t>
+      </w:r>
+      <w:proofErr w:type="gramEnd"/>
+      <w:r>
+        <w:t>-directory</w:t>
+      </w:r>
+      <w:r>
+        <w:br/>
+      </w:r>
+      <w:r>
+        <w:rPr>
+          <w:rFonts w:ascii="MS Gothic" w:eastAsia="MS Gothic" w:hAnsi="MS Gothic" w:cs="MS Gothic" w:hint="eastAsia"/>
+        </w:rPr>
+        <w:t>├</w:t>
+      </w:r>
+      <w:r>
+        <w:t xml:space="preserve">── </w:t>
+      </w:r>
+      <w:proofErr w:type="spellStart"/>
+      <w:r>
+        <w:t>run_</w:t>
+      </w:r>
+      <w:proofErr w:type="gramStart"/>
+      <w:r>
+        <w:t>macos.command</w:t>
+      </w:r>
+      <w:proofErr w:type="spellEnd"/>
+      <w:proofErr w:type="gramEnd"/>
+      <w:r>
+        <w:br/>
+      </w:r>
+      <w:r>
+        <w:rPr>
+          <w:rFonts w:ascii="MS Gothic" w:eastAsia="MS Gothic" w:hAnsi="MS Gothic" w:cs="MS Gothic" w:hint="eastAsia"/>
+        </w:rPr>
+        <w:t>├</w:t>
+      </w:r>
+      <w:r>
+        <w:t xml:space="preserve">── </w:t>
+      </w:r>
+      <w:proofErr w:type="spellStart"/>
+      <w:r>
+        <w:t>schedule_</w:t>
+      </w:r>
+      <w:proofErr w:type="gramStart"/>
+      <w:r>
+        <w:t>macos.command</w:t>
+      </w:r>
+      <w:proofErr w:type="spellEnd"/>
+      <w:proofErr w:type="gramEnd"/>
+      <w:r>
+        <w:br/>
+      </w:r>
+      <w:r>
+        <w:rPr>
+          <w:rFonts w:ascii="MS Gothic" w:eastAsia="MS Gothic" w:hAnsi="MS Gothic" w:cs="MS Gothic" w:hint="eastAsia"/>
+        </w:rPr>
+        <w:t>├</w:t>
+      </w:r>
+      <w:r>
+        <w:t xml:space="preserve">── </w:t>
+      </w:r>
+      <w:proofErr w:type="spellStart"/>
+      <w:r>
+        <w:t>remove_schedule_</w:t>
+      </w:r>
+      <w:proofErr w:type="gramStart"/>
+      <w:r>
+        <w:t>macos.command</w:t>
+      </w:r>
+      <w:proofErr w:type="spellEnd"/>
+      <w:proofErr w:type="gramEnd"/>
+      <w:r>
+        <w:br/>
+      </w:r>
+      <w:r>
+        <w:rPr>
+          <w:rFonts w:ascii="MS Gothic" w:eastAsia="MS Gothic" w:hAnsi="MS Gothic" w:cs="MS Gothic" w:hint="eastAsia"/>
+        </w:rPr>
+        <w:t>├</w:t>
+      </w:r>
+      <w:r>
+        <w:t>── SftpClient.jar</w:t>
+      </w:r>
+      <w:r>
+        <w:br/>
+      </w:r>
+      <w:r>
+        <w:rPr>
+          <w:rFonts w:ascii="MS Gothic" w:eastAsia="MS Gothic" w:hAnsi="MS Gothic" w:cs="MS Gothic" w:hint="eastAsia"/>
+        </w:rPr>
+        <w:t>├</w:t>
+      </w:r>
+      <w:r>
+        <w:t>── README_MACOS.md</w:t>
+      </w:r>
+      <w:r>
+        <w:br/>
+      </w:r>
+      <w:r>
+        <w:rPr>
+          <w:rFonts w:ascii="MS Gothic" w:eastAsia="MS Gothic" w:hAnsi="MS Gothic" w:cs="MS Gothic" w:hint="eastAsia"/>
+        </w:rPr>
+        <w:t>├</w:t>
+      </w:r>
+      <w:r>
+        <w:t>── README_MACOS.pdf</w:t>
+      </w:r>
+      <w:r>
+        <w:br/>
+      </w:r>
+      <w:r>
+        <w:rPr>
+          <w:rFonts w:ascii="MS Gothic" w:eastAsia="MS Gothic" w:hAnsi="MS Gothic" w:cs="MS Gothic" w:hint="eastAsia"/>
+        </w:rPr>
+        <w:t>├</w:t>
+      </w:r>
+      <w:r>
+        <w:t xml:space="preserve">── </w:t>
+      </w:r>
+      <w:proofErr w:type="spellStart"/>
+      <w:r>
+        <w:t>jre</w:t>
+      </w:r>
+      <w:proofErr w:type="spellEnd"/>
+      <w:r>
+        <w:t>/</w:t>
+      </w:r>
+      <w:r>
+        <w:br/>
+      </w:r>
+      <w:r>
+        <w:rPr>
+          <w:rFonts w:ascii="MS Gothic" w:eastAsia="MS Gothic" w:hAnsi="MS Gothic" w:cs="MS Gothic" w:hint="eastAsia"/>
+        </w:rPr>
+        <w:t>├</w:t>
+      </w:r>
+      <w:r>
+        <w:t xml:space="preserve">── </w:t>
+      </w:r>
+      <w:proofErr w:type="spellStart"/>
+      <w:r>
+        <w:t>user_indicator</w:t>
+      </w:r>
+      <w:proofErr w:type="spellEnd"/>
+      <w:r>
+        <w:t xml:space="preserve">/         </w:t>
+      </w:r>
+      <w:r>
+        <w:t xml:space="preserve">   </w:t>
+      </w:r>
+      <w:r>
+        <w:t># Contains files to upload</w:t>
+      </w:r>
+      <w:r>
+        <w:br/>
+      </w:r>
+      <w:r>
+        <w:rPr>
+          <w:rFonts w:ascii="MS Gothic" w:eastAsia="MS Gothic" w:hAnsi="MS Gothic" w:cs="MS Gothic" w:hint="eastAsia"/>
+        </w:rPr>
+        <w:t>├</w:t>
+      </w:r>
+      <w:r>
+        <w:t xml:space="preserve">── </w:t>
+      </w:r>
+      <w:proofErr w:type="spellStart"/>
+      <w:r>
+        <w:t>macro_indicator</w:t>
+      </w:r>
+      <w:proofErr w:type="spellEnd"/>
+      <w:r>
+        <w:t>/        # Contains files to upload</w:t>
+      </w:r>
+      <w:r>
+        <w:br/>
+      </w:r>
+      <w:r>
+        <w:rPr>
+          <w:rFonts w:ascii="MS Gothic" w:eastAsia="MS Gothic" w:hAnsi="MS Gothic" w:cs="MS Gothic" w:hint="eastAsia"/>
+        </w:rPr>
+        <w:t>├</w:t>
+      </w:r>
+      <w:r>
+        <w:t xml:space="preserve">── portfolio/              </w:t>
+      </w:r>
+      <w:r>
+        <w:t xml:space="preserve">        </w:t>
+      </w:r>
+      <w:r>
+        <w:t># Contains files to upload</w:t>
+      </w:r>
+    </w:p>
+    <w:bookmarkEnd w:id="26"/>
+    <w:p>
+      <w:pPr>
+        <w:pStyle w:val="Heading2"/>
+        <w:rPr>
+          <w:b/>
+          <w:bCs/>
+        </w:rPr>
+      </w:pPr>
+      <w:r>
+        <w:rPr>
+          <w:b/>
+          <w:bCs/>
+        </w:rPr>
+        <w:t>Multi-User Mode Structure:</w:t>
+      </w:r>
+    </w:p>
+    <w:p>
+      <w:pPr>
+        <w:pStyle w:val="SourceCode"/>
+      </w:pPr>
+      <w:r>
         <w:t>/your-directory</w:t>
       </w:r>
       <w:r>
-        <w:rPr>
-          <w:rFonts w:ascii="Aptos" w:hAnsi="Aptos"/>
-        </w:rPr>
         <w:br/>
       </w:r>
       <w:r>
@@ -2977,21 +3737,14 @@
         <w:t>├</w:t>
       </w:r>
       <w:r>
-        <w:rPr>
-          <w:rFonts w:ascii="Aptos" w:hAnsi="Aptos" w:cs="Aptos"/>
-        </w:rPr>
-        <w:t>──</w:t>
-      </w:r>
-      <w:r>
-        <w:rPr>
-          <w:rFonts w:ascii="Aptos" w:hAnsi="Aptos"/>
-        </w:rPr>
-        <w:t xml:space="preserve"> run_windows.bat</w:t>
-      </w:r>
-      <w:r>
-        <w:rPr>
-          <w:rFonts w:ascii="Aptos" w:hAnsi="Aptos"/>
-        </w:rPr>
+        <w:t xml:space="preserve">── </w:t>
+      </w:r>
+      <w:proofErr w:type="spellStart"/>
+      <w:r>
+        <w:t>run_macos.command</w:t>
+      </w:r>
+      <w:proofErr w:type="spellEnd"/>
+      <w:r>
         <w:br/>
       </w:r>
       <w:r>
@@ -3001,45 +3754,32 @@
         <w:t>├</w:t>
       </w:r>
       <w:r>
-        <w:rPr>
-          <w:rFonts w:ascii="Aptos" w:hAnsi="Aptos" w:cs="Aptos"/>
-        </w:rPr>
-        <w:t>──</w:t>
-      </w:r>
-      <w:r>
-        <w:rPr>
-          <w:rFonts w:ascii="Aptos" w:hAnsi="Aptos"/>
-        </w:rPr>
-        <w:t xml:space="preserve"> schedule_windows.bat</w:t>
-      </w:r>
-      <w:r>
-        <w:rPr>
-          <w:rFonts w:ascii="Aptos" w:hAnsi="Aptos"/>
-        </w:rPr>
+        <w:t xml:space="preserve">── </w:t>
+      </w:r>
+      <w:proofErr w:type="spellStart"/>
+      <w:r>
+        <w:t>schedule_macos.command</w:t>
+      </w:r>
+      <w:proofErr w:type="spellEnd"/>
+      <w:r>
         <w:br/>
       </w:r>
       <w:r>
         <w:rPr>
           <w:rFonts w:ascii="MS Gothic" w:eastAsia="MS Gothic" w:hAnsi="MS Gothic" w:cs="MS Gothic" w:hint="eastAsia"/>
         </w:rPr>
+        <w:lastRenderedPageBreak/>
         <w:t>├</w:t>
       </w:r>
       <w:r>
-        <w:rPr>
-          <w:rFonts w:ascii="Aptos" w:hAnsi="Aptos" w:cs="Aptos"/>
-        </w:rPr>
-        <w:t>──</w:t>
-      </w:r>
-      <w:r>
-        <w:rPr>
-          <w:rFonts w:ascii="Aptos" w:hAnsi="Aptos"/>
-        </w:rPr>
-        <w:t xml:space="preserve"> remove_schedule_windows.bat</w:t>
-      </w:r>
-      <w:r>
-        <w:rPr>
-          <w:rFonts w:ascii="Aptos" w:hAnsi="Aptos"/>
-        </w:rPr>
+        <w:t xml:space="preserve">── </w:t>
+      </w:r>
+      <w:proofErr w:type="spellStart"/>
+      <w:r>
+        <w:t>remove_schedule_macos.command</w:t>
+      </w:r>
+      <w:proofErr w:type="spellEnd"/>
+      <w:r>
         <w:br/>
       </w:r>
       <w:r>
@@ -3049,21 +3789,9 @@
         <w:t>├</w:t>
       </w:r>
       <w:r>
-        <w:rPr>
-          <w:rFonts w:ascii="Aptos" w:hAnsi="Aptos" w:cs="Aptos"/>
-        </w:rPr>
-        <w:t>──</w:t>
-      </w:r>
-      <w:r>
-        <w:rPr>
-          <w:rFonts w:ascii="Aptos" w:hAnsi="Aptos"/>
-        </w:rPr>
-        <w:t xml:space="preserve"> SftpClient.jar</w:t>
-      </w:r>
-      <w:r>
-        <w:rPr>
-          <w:rFonts w:ascii="Aptos" w:hAnsi="Aptos"/>
-        </w:rPr>
+        <w:t>── SftpClient.jar</w:t>
+      </w:r>
+      <w:r>
         <w:br/>
       </w:r>
       <w:r>
@@ -3073,21 +3801,9 @@
         <w:t>├</w:t>
       </w:r>
       <w:r>
-        <w:rPr>
-          <w:rFonts w:ascii="Aptos" w:hAnsi="Aptos" w:cs="Aptos"/>
-        </w:rPr>
-        <w:t>──</w:t>
-      </w:r>
-      <w:r>
-        <w:rPr>
-          <w:rFonts w:ascii="Aptos" w:hAnsi="Aptos"/>
-        </w:rPr>
-        <w:t xml:space="preserve"> README_WINDOWS.md</w:t>
-      </w:r>
-      <w:r>
-        <w:rPr>
-          <w:rFonts w:ascii="Aptos" w:hAnsi="Aptos"/>
-        </w:rPr>
+        <w:t>── README_MACOS.md</w:t>
+      </w:r>
+      <w:r>
         <w:br/>
       </w:r>
       <w:r>
@@ -3097,21 +3813,9 @@
         <w:t>├</w:t>
       </w:r>
       <w:r>
-        <w:rPr>
-          <w:rFonts w:ascii="Aptos" w:hAnsi="Aptos" w:cs="Aptos"/>
-        </w:rPr>
-        <w:t>──</w:t>
-      </w:r>
-      <w:r>
-        <w:rPr>
-          <w:rFonts w:ascii="Aptos" w:hAnsi="Aptos"/>
-        </w:rPr>
-        <w:t xml:space="preserve"> README_WINDOWS.pdf</w:t>
-      </w:r>
-      <w:r>
-        <w:rPr>
-          <w:rFonts w:ascii="Aptos" w:hAnsi="Aptos"/>
-        </w:rPr>
+        <w:t>── README_MACOS.pdf</w:t>
+      </w:r>
+      <w:r>
         <w:br/>
       </w:r>
       <w:r>
@@ -3121,21 +3825,17 @@
         <w:t>├</w:t>
       </w:r>
       <w:r>
-        <w:rPr>
-          <w:rFonts w:ascii="Aptos" w:hAnsi="Aptos" w:cs="Aptos"/>
-        </w:rPr>
-        <w:t>──</w:t>
-      </w:r>
-      <w:r>
-        <w:rPr>
-          <w:rFonts w:ascii="Aptos" w:hAnsi="Aptos"/>
-        </w:rPr>
-        <w:t xml:space="preserve"> jre/</w:t>
-      </w:r>
-      <w:r>
-        <w:rPr>
-          <w:rFonts w:ascii="Aptos" w:hAnsi="Aptos"/>
-        </w:rPr>
+        <w:t xml:space="preserve">── </w:t>
+      </w:r>
+      <w:proofErr w:type="spellStart"/>
+      <w:r>
+        <w:t>jre</w:t>
+      </w:r>
+      <w:proofErr w:type="spellEnd"/>
+      <w:r>
+        <w:t>/</w:t>
+      </w:r>
+      <w:r>
         <w:br/>
       </w:r>
       <w:r>
@@ -3145,22 +3845,19 @@
         <w:t>├</w:t>
       </w:r>
       <w:r>
-        <w:rPr>
-          <w:rFonts w:ascii="Aptos" w:hAnsi="Aptos" w:cs="Aptos"/>
-        </w:rPr>
-        <w:t>──</w:t>
-      </w:r>
-      <w:r>
-        <w:rPr>
-          <w:rFonts w:ascii="Aptos" w:hAnsi="Aptos"/>
-        </w:rPr>
-        <w:t xml:space="preserve"> user_indicator/</w:t>
-      </w:r>
-      <w:r>
-        <w:rPr>
-          <w:rFonts w:ascii="Aptos" w:hAnsi="Aptos"/>
-        </w:rPr>
+        <w:t xml:space="preserve">── </w:t>
+      </w:r>
+      <w:proofErr w:type="spellStart"/>
+      <w:r>
+        <w:t>user_indicator</w:t>
+      </w:r>
+      <w:proofErr w:type="spellEnd"/>
+      <w:r>
+        <w:t>/</w:t>
+      </w:r>
+      <w:r>
         <w:br/>
+        <w:t xml:space="preserve">│   </w:t>
       </w:r>
       <w:r>
         <w:rPr>
@@ -3169,22 +3866,11 @@
         <w:t>├</w:t>
       </w:r>
       <w:r>
-        <w:rPr>
-          <w:rFonts w:ascii="Aptos" w:hAnsi="Aptos" w:cs="Aptos"/>
-        </w:rPr>
-        <w:t>──</w:t>
-      </w:r>
-      <w:r>
-        <w:rPr>
-          <w:rFonts w:ascii="Aptos" w:hAnsi="Aptos"/>
-        </w:rPr>
-        <w:t xml:space="preserve"> macro_indicator/</w:t>
-      </w:r>
-      <w:r>
-        <w:rPr>
-          <w:rFonts w:ascii="Aptos" w:hAnsi="Aptos"/>
-        </w:rPr>
+        <w:t>── user1/             # User-specific subdirectory for "user1" SFTP account</w:t>
+      </w:r>
+      <w:r>
         <w:br/>
+        <w:t xml:space="preserve">│   </w:t>
       </w:r>
       <w:r>
         <w:rPr>
@@ -3193,16 +3879,133 @@
         <w:t>├</w:t>
       </w:r>
       <w:r>
-        <w:rPr>
-          <w:rFonts w:ascii="Aptos" w:hAnsi="Aptos" w:cs="Aptos"/>
-        </w:rPr>
-        <w:t>──</w:t>
-      </w:r>
-      <w:r>
-        <w:rPr>
-          <w:rFonts w:ascii="Aptos" w:hAnsi="Aptos"/>
-        </w:rPr>
-        <w:t xml:space="preserve"> portfolio/</w:t>
+        <w:t>── user2/             # User-specific subdirectory for "user2" SFTP account</w:t>
+      </w:r>
+      <w:r>
+        <w:br/>
+        <w:t xml:space="preserve">│   └── user3/             </w:t>
+      </w:r>
+      <w:r>
+        <w:t xml:space="preserve">  </w:t>
+      </w:r>
+      <w:r>
+        <w:t># User-specific subdirectory for "user3" SFTP account</w:t>
+      </w:r>
+      <w:r>
+        <w:br/>
+      </w:r>
+      <w:r>
+        <w:rPr>
+          <w:rFonts w:ascii="MS Gothic" w:eastAsia="MS Gothic" w:hAnsi="MS Gothic" w:cs="MS Gothic" w:hint="eastAsia"/>
+        </w:rPr>
+        <w:t>├</w:t>
+      </w:r>
+      <w:r>
+        <w:t xml:space="preserve">── </w:t>
+      </w:r>
+      <w:proofErr w:type="spellStart"/>
+      <w:r>
+        <w:t>macro_indicator</w:t>
+      </w:r>
+      <w:proofErr w:type="spellEnd"/>
+      <w:r>
+        <w:t>/</w:t>
+      </w:r>
+      <w:r>
+        <w:br/>
+        <w:t xml:space="preserve">│   </w:t>
+      </w:r>
+      <w:r>
+        <w:rPr>
+          <w:rFonts w:ascii="MS Gothic" w:eastAsia="MS Gothic" w:hAnsi="MS Gothic" w:cs="MS Gothic" w:hint="eastAsia"/>
+        </w:rPr>
+        <w:t>├</w:t>
+      </w:r>
+      <w:r>
+        <w:t>── user1/             # User-specific subdirectory for "user1" SFTP account</w:t>
+      </w:r>
+      <w:r>
+        <w:br/>
+        <w:t xml:space="preserve">│   </w:t>
+      </w:r>
+      <w:r>
+        <w:rPr>
+          <w:rFonts w:ascii="MS Gothic" w:eastAsia="MS Gothic" w:hAnsi="MS Gothic" w:cs="MS Gothic" w:hint="eastAsia"/>
+        </w:rPr>
+        <w:t>├</w:t>
+      </w:r>
+      <w:r>
+        <w:t>── user2/             # User-specific subdirectory for "user2" SFTP account</w:t>
+      </w:r>
+      <w:r>
+        <w:br/>
+        <w:t xml:space="preserve">│   └── user3/             </w:t>
+      </w:r>
+      <w:r>
+        <w:t xml:space="preserve">  </w:t>
+      </w:r>
+      <w:r>
+        <w:t># User-specific subdirectory for "user3" SFTP account</w:t>
+      </w:r>
+      <w:r>
+        <w:br/>
+      </w:r>
+      <w:r>
+        <w:rPr>
+          <w:rFonts w:ascii="MS Gothic" w:eastAsia="MS Gothic" w:hAnsi="MS Gothic" w:cs="MS Gothic" w:hint="eastAsia"/>
+        </w:rPr>
+        <w:t>├</w:t>
+      </w:r>
+      <w:r>
+        <w:t>── portfolio/</w:t>
+      </w:r>
+      <w:r>
+        <w:br/>
+        <w:t xml:space="preserve">│   </w:t>
+      </w:r>
+      <w:r>
+        <w:rPr>
+          <w:rFonts w:ascii="MS Gothic" w:eastAsia="MS Gothic" w:hAnsi="MS Gothic" w:cs="MS Gothic" w:hint="eastAsia"/>
+        </w:rPr>
+        <w:t>├</w:t>
+      </w:r>
+      <w:r>
+        <w:t>── user1/             # User-specific subdirectory for "user1" SFTP account</w:t>
+      </w:r>
+      <w:r>
+        <w:br/>
+        <w:t xml:space="preserve">│   </w:t>
+      </w:r>
+      <w:r>
+        <w:rPr>
+          <w:rFonts w:ascii="MS Gothic" w:eastAsia="MS Gothic" w:hAnsi="MS Gothic" w:cs="MS Gothic" w:hint="eastAsia"/>
+        </w:rPr>
+        <w:t>├</w:t>
+      </w:r>
+      <w:r>
+        <w:t>── user2/             # User-specific subdirectory for "user2" SFTP account</w:t>
+      </w:r>
+      <w:r>
+        <w:br/>
+        <w:t xml:space="preserve">│   └── user3/             </w:t>
+      </w:r>
+      <w:r>
+        <w:t xml:space="preserve">  </w:t>
+      </w:r>
+      <w:r>
+        <w:t># User-specific subdirectory for "user3" SFTP account</w:t>
+      </w:r>
+    </w:p>
+    <w:p>
+      <w:r>
+        <w:rPr>
+          <w:b/>
+          <w:bCs/>
+        </w:rPr>
+        <w:t>Note:</w:t>
+      </w:r>
+      <w:r>
+        <w:t xml:space="preserve"> When using multi-user mode, empty folders will be created automatically if they don’t exist. Macro and user indicator files placed in the root directory will be automatically distributed to user-specific folders.</w:t>
       </w:r>
     </w:p>
     <w:p>
@@ -3231,8 +4034,8 @@
           <w:bCs/>
         </w:rPr>
       </w:pPr>
-      <w:bookmarkStart w:id="24" w:name="troubleshooting"/>
-      <w:bookmarkEnd w:id="23"/>
+      <w:bookmarkStart w:id="27" w:name="troubleshooting"/>
+      <w:bookmarkEnd w:id="25"/>
       <w:r>
         <w:rPr>
           <w:rFonts w:ascii="Aptos" w:hAnsi="Aptos"/>
@@ -3359,7 +4162,7 @@
         <w:t>Double-check the variables in run_windows.bat for typos or invalid values.</w:t>
       </w:r>
       <w:bookmarkEnd w:id="1"/>
-      <w:bookmarkEnd w:id="24"/>
+      <w:bookmarkEnd w:id="27"/>
     </w:p>
     <w:sectPr>
       <w:headerReference w:type="default" r:id="rId8"/>
@@ -3635,6 +4438,83 @@
 <file path=word/numbering.xml><?xml version="1.0" encoding="utf-8"?>
 <w:numbering xmlns:wpc="http://schemas.microsoft.com/office/word/2010/wordprocessingCanvas" xmlns:cx="http://schemas.microsoft.com/office/drawing/2014/chartex" xmlns:cx1="http://schemas.microsoft.com/office/drawing/2015/9/8/chartex" xmlns:cx2="http://schemas.microsoft.com/office/drawing/2015/10/21/chartex" xmlns:cx3="http://schemas.microsoft.com/office/drawing/2016/5/9/chartex" xmlns:cx4="http://schemas.microsoft.com/office/drawing/2016/5/10/chartex" xmlns:cx5="http://schemas.microsoft.com/office/drawing/2016/5/11/chartex" xmlns:cx6="http://schemas.microsoft.com/office/drawing/2016/5/12/chartex" xmlns:cx7="http://schemas.microsoft.com/office/drawing/2016/5/13/chartex" xmlns:cx8="http://schemas.microsoft.com/office/drawing/2016/5/14/chartex" xmlns:mc="http://schemas.openxmlformats.org/markup-compatibility/2006" xmlns:aink="http://schemas.microsoft.com/office/drawing/2016/ink" xmlns:am3d="http://schemas.microsoft.com/office/drawing/2017/model3d" xmlns:o="urn:schemas-microsoft-com:office:office" xmlns:oel="http://schemas.microsoft.com/office/2019/extlst" xmlns:r="http://schemas.openxmlformats.org/officeDocument/2006/relationships" xmlns:m="http://schemas.openxmlformats.org/officeDocument/2006/math" xmlns:v="urn:schemas-microsoft-com:vml" xmlns:wp14="http://schemas.microsoft.com/office/word/2010/wordprocessingDrawing" xmlns:wp="http://schemas.openxmlformats.org/drawingml/2006/wordprocessingDrawing" xmlns:w10="urn:schemas-microsoft-com:office:word" xmlns:w="http://schemas.openxmlformats.org/wordprocessingml/2006/main" xmlns:w14="http://schemas.microsoft.com/office/word/2010/wordml" xmlns:w15="http://schemas.microsoft.com/office/word/2012/wordml" xmlns:w16cex="http://schemas.microsoft.com/office/word/2018/wordml/cex" xmlns:w16cid="http://schemas.microsoft.com/office/word/2016/wordml/cid" xmlns:w16="http://schemas.microsoft.com/office/word/2018/wordml" xmlns:w16du="http://schemas.microsoft.com/office/word/2023/wordml/word16du" xmlns:w16sdtdh="http://schemas.microsoft.com/office/word/2020/wordml/sdtdatahash" xmlns:w16sdtfl="http://schemas.microsoft.com/office/word/2024/wordml/sdtformatlock" xmlns:w16se="http://schemas.microsoft.com/office/word/2015/wordml/symex" xmlns:wpg="http://schemas.microsoft.com/office/word/2010/wordprocessingGroup" xmlns:wpi="http://schemas.microsoft.com/office/word/2010/wordprocessingInk" xmlns:wne="http://schemas.microsoft.com/office/word/2006/wordml" xmlns:wps="http://schemas.microsoft.com/office/word/2010/wordprocessingShape" mc:Ignorable="w14 w15 w16se w16cid w16 w16cex w16sdtdh w16sdtfl w16du wp14">
   <w:abstractNum w:abstractNumId="0" w15:restartNumberingAfterBreak="0">
+    <w:nsid w:val="0000A990"/>
+    <w:multiLevelType w:val="multilevel"/>
+    <w:tmpl w:val="DC1CD078"/>
+    <w:lvl w:ilvl="0">
+      <w:numFmt w:val="bullet"/>
+      <w:lvlText w:val=" "/>
+      <w:lvlJc w:val="left"/>
+      <w:pPr>
+        <w:ind w:left="720" w:hanging="360"/>
+      </w:pPr>
+    </w:lvl>
+    <w:lvl w:ilvl="1">
+      <w:numFmt w:val="bullet"/>
+      <w:lvlText w:val=" "/>
+      <w:lvlJc w:val="left"/>
+      <w:pPr>
+        <w:ind w:left="1440" w:hanging="360"/>
+      </w:pPr>
+    </w:lvl>
+    <w:lvl w:ilvl="2">
+      <w:numFmt w:val="bullet"/>
+      <w:lvlText w:val=" "/>
+      <w:lvlJc w:val="left"/>
+      <w:pPr>
+        <w:ind w:left="2160" w:hanging="360"/>
+      </w:pPr>
+    </w:lvl>
+    <w:lvl w:ilvl="3">
+      <w:numFmt w:val="bullet"/>
+      <w:lvlText w:val=" "/>
+      <w:lvlJc w:val="left"/>
+      <w:pPr>
+        <w:ind w:left="2880" w:hanging="360"/>
+      </w:pPr>
+    </w:lvl>
+    <w:lvl w:ilvl="4">
+      <w:numFmt w:val="bullet"/>
+      <w:lvlText w:val=" "/>
+      <w:lvlJc w:val="left"/>
+      <w:pPr>
+        <w:ind w:left="3600" w:hanging="360"/>
+      </w:pPr>
+    </w:lvl>
+    <w:lvl w:ilvl="5">
+      <w:numFmt w:val="bullet"/>
+      <w:lvlText w:val=" "/>
+      <w:lvlJc w:val="left"/>
+      <w:pPr>
+        <w:ind w:left="4320" w:hanging="360"/>
+      </w:pPr>
+    </w:lvl>
+    <w:lvl w:ilvl="6">
+      <w:numFmt w:val="bullet"/>
+      <w:lvlText w:val=" "/>
+      <w:lvlJc w:val="left"/>
+      <w:pPr>
+        <w:ind w:left="5040" w:hanging="360"/>
+      </w:pPr>
+    </w:lvl>
+    <w:lvl w:ilvl="7">
+      <w:numFmt w:val="bullet"/>
+      <w:lvlText w:val=" "/>
+      <w:lvlJc w:val="left"/>
+      <w:pPr>
+        <w:ind w:left="5760" w:hanging="360"/>
+      </w:pPr>
+    </w:lvl>
+    <w:lvl w:ilvl="8">
+      <w:numFmt w:val="bullet"/>
+      <w:lvlText w:val=" "/>
+      <w:lvlJc w:val="left"/>
+      <w:pPr>
+        <w:ind w:left="6480" w:hanging="360"/>
+      </w:pPr>
+    </w:lvl>
+  </w:abstractNum>
+  <w:abstractNum w:abstractNumId="1" w15:restartNumberingAfterBreak="0">
     <w:nsid w:val="0000A991"/>
     <w:multiLevelType w:val="multilevel"/>
     <w:tmpl w:val="031A6FD8"/>
@@ -3738,7 +4618,7 @@
       </w:rPr>
     </w:lvl>
   </w:abstractNum>
-  <w:abstractNum w:abstractNumId="1" w15:restartNumberingAfterBreak="0">
+  <w:abstractNum w:abstractNumId="2" w15:restartNumberingAfterBreak="0">
     <w:nsid w:val="00A99411"/>
     <w:multiLevelType w:val="multilevel"/>
     <w:tmpl w:val="10A86006"/>
@@ -3824,7 +4704,7 @@
       </w:pPr>
     </w:lvl>
   </w:abstractNum>
-  <w:abstractNum w:abstractNumId="2" w15:restartNumberingAfterBreak="0">
+  <w:abstractNum w:abstractNumId="3" w15:restartNumberingAfterBreak="0">
     <w:nsid w:val="20C71C01"/>
     <w:multiLevelType w:val="multilevel"/>
     <w:tmpl w:val="031A6FD8"/>
@@ -3928,7 +4808,7 @@
       </w:rPr>
     </w:lvl>
   </w:abstractNum>
-  <w:abstractNum w:abstractNumId="3" w15:restartNumberingAfterBreak="0">
+  <w:abstractNum w:abstractNumId="4" w15:restartNumberingAfterBreak="0">
     <w:nsid w:val="354F5244"/>
     <w:multiLevelType w:val="multilevel"/>
     <w:tmpl w:val="D1E85570"/>
@@ -4041,7 +4921,7 @@
       </w:rPr>
     </w:lvl>
   </w:abstractNum>
-  <w:abstractNum w:abstractNumId="4" w15:restartNumberingAfterBreak="0">
+  <w:abstractNum w:abstractNumId="5" w15:restartNumberingAfterBreak="0">
     <w:nsid w:val="3CA00C3C"/>
     <w:multiLevelType w:val="hybridMultilevel"/>
     <w:tmpl w:val="3034BE1C"/>
@@ -4154,7 +5034,7 @@
       </w:rPr>
     </w:lvl>
   </w:abstractNum>
-  <w:abstractNum w:abstractNumId="5" w15:restartNumberingAfterBreak="0">
+  <w:abstractNum w:abstractNumId="6" w15:restartNumberingAfterBreak="0">
     <w:nsid w:val="53DC6691"/>
     <w:multiLevelType w:val="multilevel"/>
     <w:tmpl w:val="031A6FD8"/>
@@ -4258,7 +5138,7 @@
       </w:rPr>
     </w:lvl>
   </w:abstractNum>
-  <w:abstractNum w:abstractNumId="6" w15:restartNumberingAfterBreak="0">
+  <w:abstractNum w:abstractNumId="7" w15:restartNumberingAfterBreak="0">
     <w:nsid w:val="57FA5B1E"/>
     <w:multiLevelType w:val="multilevel"/>
     <w:tmpl w:val="B39AB918"/>
@@ -4407,7 +5287,93 @@
       </w:rPr>
     </w:lvl>
   </w:abstractNum>
-  <w:abstractNum w:abstractNumId="7" w15:restartNumberingAfterBreak="0">
+  <w:abstractNum w:abstractNumId="8" w15:restartNumberingAfterBreak="0">
+    <w:nsid w:val="6DA229DB"/>
+    <w:multiLevelType w:val="multilevel"/>
+    <w:tmpl w:val="10A86006"/>
+    <w:lvl w:ilvl="0">
+      <w:start w:val="1"/>
+      <w:numFmt w:val="decimal"/>
+      <w:lvlText w:val="%1."/>
+      <w:lvlJc w:val="left"/>
+      <w:pPr>
+        <w:ind w:left="720" w:hanging="360"/>
+      </w:pPr>
+    </w:lvl>
+    <w:lvl w:ilvl="1">
+      <w:start w:val="1"/>
+      <w:numFmt w:val="decimal"/>
+      <w:lvlText w:val="%2."/>
+      <w:lvlJc w:val="left"/>
+      <w:pPr>
+        <w:ind w:left="1440" w:hanging="360"/>
+      </w:pPr>
+    </w:lvl>
+    <w:lvl w:ilvl="2">
+      <w:start w:val="1"/>
+      <w:numFmt w:val="decimal"/>
+      <w:lvlText w:val="%3."/>
+      <w:lvlJc w:val="left"/>
+      <w:pPr>
+        <w:ind w:left="2160" w:hanging="360"/>
+      </w:pPr>
+    </w:lvl>
+    <w:lvl w:ilvl="3">
+      <w:start w:val="1"/>
+      <w:numFmt w:val="decimal"/>
+      <w:lvlText w:val="%4."/>
+      <w:lvlJc w:val="left"/>
+      <w:pPr>
+        <w:ind w:left="2880" w:hanging="360"/>
+      </w:pPr>
+    </w:lvl>
+    <w:lvl w:ilvl="4">
+      <w:start w:val="1"/>
+      <w:numFmt w:val="decimal"/>
+      <w:lvlText w:val="%5."/>
+      <w:lvlJc w:val="left"/>
+      <w:pPr>
+        <w:ind w:left="3600" w:hanging="360"/>
+      </w:pPr>
+    </w:lvl>
+    <w:lvl w:ilvl="5">
+      <w:start w:val="1"/>
+      <w:numFmt w:val="decimal"/>
+      <w:lvlText w:val="%6."/>
+      <w:lvlJc w:val="left"/>
+      <w:pPr>
+        <w:ind w:left="4320" w:hanging="360"/>
+      </w:pPr>
+    </w:lvl>
+    <w:lvl w:ilvl="6">
+      <w:start w:val="1"/>
+      <w:numFmt w:val="decimal"/>
+      <w:lvlText w:val="%7."/>
+      <w:lvlJc w:val="left"/>
+      <w:pPr>
+        <w:ind w:left="5040" w:hanging="360"/>
+      </w:pPr>
+    </w:lvl>
+    <w:lvl w:ilvl="7">
+      <w:start w:val="1"/>
+      <w:numFmt w:val="decimal"/>
+      <w:lvlText w:val="%8."/>
+      <w:lvlJc w:val="left"/>
+      <w:pPr>
+        <w:ind w:left="5760" w:hanging="360"/>
+      </w:pPr>
+    </w:lvl>
+    <w:lvl w:ilvl="8">
+      <w:start w:val="1"/>
+      <w:numFmt w:val="decimal"/>
+      <w:lvlText w:val="%9."/>
+      <w:lvlJc w:val="left"/>
+      <w:pPr>
+        <w:ind w:left="6480" w:hanging="360"/>
+      </w:pPr>
+    </w:lvl>
+  </w:abstractNum>
+  <w:abstractNum w:abstractNumId="9" w15:restartNumberingAfterBreak="0">
     <w:nsid w:val="7A1F4927"/>
     <w:multiLevelType w:val="hybridMultilevel"/>
     <w:tmpl w:val="5A142004"/>
@@ -4521,7 +5487,7 @@
     </w:lvl>
   </w:abstractNum>
   <w:num w:numId="1" w16cid:durableId="1018433434">
-    <w:abstractNumId w:val="1"/>
+    <w:abstractNumId w:val="2"/>
     <w:lvlOverride w:ilvl="0">
       <w:startOverride w:val="1"/>
     </w:lvlOverride>
@@ -4551,25 +5517,25 @@
     </w:lvlOverride>
   </w:num>
   <w:num w:numId="2" w16cid:durableId="1779447360">
-    <w:abstractNumId w:val="0"/>
+    <w:abstractNumId w:val="1"/>
   </w:num>
   <w:num w:numId="3" w16cid:durableId="1071806511">
-    <w:abstractNumId w:val="0"/>
+    <w:abstractNumId w:val="1"/>
   </w:num>
   <w:num w:numId="4" w16cid:durableId="375276725">
-    <w:abstractNumId w:val="0"/>
+    <w:abstractNumId w:val="1"/>
   </w:num>
   <w:num w:numId="5" w16cid:durableId="501045312">
-    <w:abstractNumId w:val="0"/>
+    <w:abstractNumId w:val="1"/>
   </w:num>
   <w:num w:numId="6" w16cid:durableId="1615408466">
-    <w:abstractNumId w:val="0"/>
+    <w:abstractNumId w:val="1"/>
   </w:num>
   <w:num w:numId="7" w16cid:durableId="1961568272">
-    <w:abstractNumId w:val="0"/>
+    <w:abstractNumId w:val="1"/>
   </w:num>
   <w:num w:numId="8" w16cid:durableId="1410037770">
-    <w:abstractNumId w:val="1"/>
+    <w:abstractNumId w:val="2"/>
     <w:lvlOverride w:ilvl="0">
       <w:startOverride w:val="1"/>
     </w:lvlOverride>
@@ -4599,7 +5565,7 @@
     </w:lvlOverride>
   </w:num>
   <w:num w:numId="9" w16cid:durableId="204564718">
-    <w:abstractNumId w:val="1"/>
+    <w:abstractNumId w:val="2"/>
     <w:lvlOverride w:ilvl="0">
       <w:startOverride w:val="1"/>
     </w:lvlOverride>
@@ -4629,25 +5595,31 @@
     </w:lvlOverride>
   </w:num>
   <w:num w:numId="10" w16cid:durableId="1767190716">
-    <w:abstractNumId w:val="0"/>
+    <w:abstractNumId w:val="1"/>
   </w:num>
   <w:num w:numId="11" w16cid:durableId="980575449">
-    <w:abstractNumId w:val="2"/>
+    <w:abstractNumId w:val="3"/>
   </w:num>
   <w:num w:numId="12" w16cid:durableId="28651123">
-    <w:abstractNumId w:val="3"/>
+    <w:abstractNumId w:val="4"/>
   </w:num>
   <w:num w:numId="13" w16cid:durableId="1355037841">
+    <w:abstractNumId w:val="6"/>
+  </w:num>
+  <w:num w:numId="14" w16cid:durableId="1061558791">
+    <w:abstractNumId w:val="7"/>
+  </w:num>
+  <w:num w:numId="15" w16cid:durableId="413665444">
     <w:abstractNumId w:val="5"/>
   </w:num>
-  <w:num w:numId="14" w16cid:durableId="1061558791">
-    <w:abstractNumId w:val="6"/>
+  <w:num w:numId="16" w16cid:durableId="185484051">
+    <w:abstractNumId w:val="9"/>
   </w:num>
-  <w:num w:numId="15" w16cid:durableId="413665444">
-    <w:abstractNumId w:val="4"/>
+  <w:num w:numId="17" w16cid:durableId="1647275104">
+    <w:abstractNumId w:val="8"/>
   </w:num>
-  <w:num w:numId="16" w16cid:durableId="185484051">
-    <w:abstractNumId w:val="7"/>
+  <w:num w:numId="18" w16cid:durableId="875966810">
+    <w:abstractNumId w:val="0"/>
   </w:num>
   <w:numIdMacAtCleanup w:val="14"/>
 </w:numbering>
